--- a/Custom Date Picker/Custom Date Picker.docx
+++ b/Custom Date Picker/Custom Date Picker.docx
@@ -48,7 +48,7 @@
         <w:rPr>
           <w:lang w:val="en-IN"/>
         </w:rPr>
-        <w:t> &lt;c-custom-date-picker-</w:t>
+        <w:t>&lt;c-custom-date-picker-</w:t>
       </w:r>
       <w:proofErr w:type="spellStart"/>
       <w:r>
@@ -69,27 +69,35 @@
         <w:rPr>
           <w:lang w:val="en-IN"/>
         </w:rPr>
-        <w:t>                            place-holder="00/00/0000"</w:t>
-      </w:r>
-    </w:p>
-    <w:p>
-      <w:pPr>
-        <w:rPr>
-          <w:lang w:val="en-IN"/>
-        </w:rPr>
-      </w:pPr>
-      <w:r>
-        <w:rPr>
-          <w:lang w:val="en-IN"/>
-        </w:rPr>
-        <w:t>                            min-date={</w:t>
+        <w:t>   place-holder="00/00/0000"</w:t>
+      </w:r>
+    </w:p>
+    <w:p>
+      <w:pPr>
+        <w:rPr>
+          <w:lang w:val="en-IN"/>
+        </w:rPr>
+      </w:pPr>
+      <w:r>
+        <w:rPr>
+          <w:lang w:val="en-IN"/>
+        </w:rPr>
+        <w:t>    min-date</w:t>
+      </w:r>
+      <w:proofErr w:type="gramStart"/>
+      <w:r>
+        <w:rPr>
+          <w:lang w:val="en-IN"/>
+        </w:rPr>
+        <w:t>={</w:t>
       </w:r>
       <w:proofErr w:type="spellStart"/>
-      <w:r>
-        <w:rPr>
-          <w:lang w:val="en-IN"/>
-        </w:rPr>
-        <w:t>minDate</w:t>
+      <w:proofErr w:type="gramEnd"/>
+      <w:r>
+        <w:rPr>
+          <w:lang w:val="en-IN"/>
+        </w:rPr>
+        <w:t>defaultConfig.minDate</w:t>
       </w:r>
       <w:proofErr w:type="spellEnd"/>
       <w:r>
@@ -109,20 +117,55 @@
         <w:rPr>
           <w:lang w:val="en-IN"/>
         </w:rPr>
-        <w:t xml:space="preserve">                            </w:t>
+        <w:t>    days-disabled</w:t>
       </w:r>
       <w:proofErr w:type="gramStart"/>
       <w:r>
         <w:rPr>
           <w:lang w:val="en-IN"/>
         </w:rPr>
-        <w:t>max-date</w:t>
-      </w:r>
+        <w:t>={</w:t>
+      </w:r>
+      <w:proofErr w:type="spellStart"/>
       <w:proofErr w:type="gramEnd"/>
       <w:r>
         <w:rPr>
           <w:lang w:val="en-IN"/>
         </w:rPr>
+        <w:t>defaultConfig.daysDisabled</w:t>
+      </w:r>
+      <w:proofErr w:type="spellEnd"/>
+      <w:r>
+        <w:rPr>
+          <w:lang w:val="en-IN"/>
+        </w:rPr>
+        <w:t>}</w:t>
+      </w:r>
+    </w:p>
+    <w:p>
+      <w:pPr>
+        <w:rPr>
+          <w:lang w:val="en-IN"/>
+        </w:rPr>
+      </w:pPr>
+      <w:r>
+        <w:rPr>
+          <w:lang w:val="en-IN"/>
+        </w:rPr>
+        <w:t xml:space="preserve">    </w:t>
+      </w:r>
+      <w:proofErr w:type="spellStart"/>
+      <w:r>
+        <w:rPr>
+          <w:lang w:val="en-IN"/>
+        </w:rPr>
+        <w:t>ondateselect</w:t>
+      </w:r>
+      <w:proofErr w:type="spellEnd"/>
+      <w:r>
+        <w:rPr>
+          <w:lang w:val="en-IN"/>
+        </w:rPr>
         <w:t>={</w:t>
       </w:r>
       <w:proofErr w:type="spellStart"/>
@@ -130,162 +173,13 @@
         <w:rPr>
           <w:lang w:val="en-IN"/>
         </w:rPr>
-        <w:t>maxDate</w:t>
+        <w:t>handleDateSelect</w:t>
       </w:r>
       <w:proofErr w:type="spellEnd"/>
       <w:r>
         <w:rPr>
           <w:lang w:val="en-IN"/>
         </w:rPr>
-        <w:t>}</w:t>
-      </w:r>
-    </w:p>
-    <w:p>
-      <w:pPr>
-        <w:rPr>
-          <w:lang w:val="en-IN"/>
-        </w:rPr>
-      </w:pPr>
-      <w:r>
-        <w:rPr>
-          <w:lang w:val="en-IN"/>
-        </w:rPr>
-        <w:t>                            min-year={</w:t>
-      </w:r>
-      <w:proofErr w:type="spellStart"/>
-      <w:r>
-        <w:rPr>
-          <w:lang w:val="en-IN"/>
-        </w:rPr>
-        <w:t>minYear</w:t>
-      </w:r>
-      <w:proofErr w:type="spellEnd"/>
-      <w:r>
-        <w:rPr>
-          <w:lang w:val="en-IN"/>
-        </w:rPr>
-        <w:t>}</w:t>
-      </w:r>
-    </w:p>
-    <w:p>
-      <w:pPr>
-        <w:rPr>
-          <w:lang w:val="en-IN"/>
-        </w:rPr>
-      </w:pPr>
-      <w:r>
-        <w:rPr>
-          <w:lang w:val="en-IN"/>
-        </w:rPr>
-        <w:t xml:space="preserve">                            </w:t>
-      </w:r>
-      <w:proofErr w:type="gramStart"/>
-      <w:r>
-        <w:rPr>
-          <w:lang w:val="en-IN"/>
-        </w:rPr>
-        <w:t>max-year</w:t>
-      </w:r>
-      <w:proofErr w:type="gramEnd"/>
-      <w:r>
-        <w:rPr>
-          <w:lang w:val="en-IN"/>
-        </w:rPr>
-        <w:t>={</w:t>
-      </w:r>
-      <w:proofErr w:type="spellStart"/>
-      <w:r>
-        <w:rPr>
-          <w:lang w:val="en-IN"/>
-        </w:rPr>
-        <w:t>maxYear</w:t>
-      </w:r>
-      <w:proofErr w:type="spellEnd"/>
-      <w:r>
-        <w:rPr>
-          <w:lang w:val="en-IN"/>
-        </w:rPr>
-        <w:t>}</w:t>
-      </w:r>
-    </w:p>
-    <w:p>
-      <w:pPr>
-        <w:rPr>
-          <w:lang w:val="en-IN"/>
-        </w:rPr>
-      </w:pPr>
-      <w:r>
-        <w:rPr>
-          <w:lang w:val="en-IN"/>
-        </w:rPr>
-        <w:t>                            days-disabled={</w:t>
-      </w:r>
-      <w:proofErr w:type="spellStart"/>
-      <w:r>
-        <w:rPr>
-          <w:lang w:val="en-IN"/>
-        </w:rPr>
-        <w:t>daysDisabled</w:t>
-      </w:r>
-      <w:proofErr w:type="spellEnd"/>
-      <w:r>
-        <w:rPr>
-          <w:lang w:val="en-IN"/>
-        </w:rPr>
-        <w:t>}</w:t>
-      </w:r>
-    </w:p>
-    <w:p>
-      <w:pPr>
-        <w:rPr>
-          <w:lang w:val="en-IN"/>
-        </w:rPr>
-      </w:pPr>
-      <w:r>
-        <w:rPr>
-          <w:lang w:val="en-IN"/>
-        </w:rPr>
-        <w:t>                            mode="default"</w:t>
-      </w:r>
-    </w:p>
-    <w:p>
-      <w:pPr>
-        <w:rPr>
-          <w:lang w:val="en-IN"/>
-        </w:rPr>
-      </w:pPr>
-      <w:r>
-        <w:rPr>
-          <w:lang w:val="en-IN"/>
-        </w:rPr>
-        <w:t xml:space="preserve">                            </w:t>
-      </w:r>
-      <w:proofErr w:type="spellStart"/>
-      <w:r>
-        <w:rPr>
-          <w:lang w:val="en-IN"/>
-        </w:rPr>
-        <w:t>ondateselect</w:t>
-      </w:r>
-      <w:proofErr w:type="spellEnd"/>
-      <w:r>
-        <w:rPr>
-          <w:lang w:val="en-IN"/>
-        </w:rPr>
-        <w:t>={</w:t>
-      </w:r>
-      <w:proofErr w:type="spellStart"/>
-      <w:r>
-        <w:rPr>
-          <w:lang w:val="en-IN"/>
-        </w:rPr>
-        <w:t>handleDateSelect</w:t>
-      </w:r>
-      <w:proofErr w:type="spellEnd"/>
-      <w:r>
-        <w:rPr>
-          <w:lang w:val="en-IN"/>
-        </w:rPr>
         <w:t>}&gt;</w:t>
       </w:r>
     </w:p>
@@ -299,7 +193,7 @@
         <w:rPr>
           <w:lang w:val="en-IN"/>
         </w:rPr>
-        <w:t>                            &lt;/c-custom-date-picker-</w:t>
+        <w:t>&lt;/c-custom-date-picker-</w:t>
       </w:r>
       <w:proofErr w:type="spellStart"/>
       <w:r>
@@ -376,6 +270,38 @@
         <w:rPr>
           <w:b/>
           <w:bCs/>
+        </w:rPr>
+      </w:pPr>
+    </w:p>
+    <w:p>
+      <w:pPr>
+        <w:rPr>
+          <w:b/>
+          <w:bCs/>
+        </w:rPr>
+      </w:pPr>
+    </w:p>
+    <w:p>
+      <w:pPr>
+        <w:rPr>
+          <w:b/>
+          <w:bCs/>
+        </w:rPr>
+      </w:pPr>
+    </w:p>
+    <w:p>
+      <w:pPr>
+        <w:rPr>
+          <w:b/>
+          <w:bCs/>
+        </w:rPr>
+      </w:pPr>
+    </w:p>
+    <w:p>
+      <w:pPr>
+        <w:rPr>
+          <w:b/>
+          <w:bCs/>
           <w:sz w:val="48"/>
           <w:szCs w:val="48"/>
         </w:rPr>
@@ -386,7 +312,21 @@
           <w:bCs/>
         </w:rPr>
         <w:lastRenderedPageBreak/>
-        <w:t>New only today allowed.</w:t>
+        <w:t>Weekend Only</w:t>
+      </w:r>
+      <w:r>
+        <w:rPr>
+          <w:b/>
+          <w:bCs/>
+        </w:rPr>
+        <w:t xml:space="preserve"> disabled</w:t>
+      </w:r>
+      <w:r>
+        <w:rPr>
+          <w:b/>
+          <w:bCs/>
+        </w:rPr>
+        <w:t>.</w:t>
       </w:r>
     </w:p>
     <w:p>
@@ -420,47 +360,55 @@
         <w:rPr>
           <w:lang w:val="en-IN"/>
         </w:rPr>
-        <w:t>                            place-holder="00/00/0000"</w:t>
-      </w:r>
-    </w:p>
-    <w:p>
-      <w:pPr>
-        <w:rPr>
-          <w:lang w:val="en-IN"/>
-        </w:rPr>
-      </w:pPr>
-      <w:r>
-        <w:rPr>
-          <w:lang w:val="en-IN"/>
-        </w:rPr>
-        <w:t>                            mode="</w:t>
+        <w:t>   place-holder="00/00/0000"</w:t>
+      </w:r>
+    </w:p>
+    <w:p>
+      <w:pPr>
+        <w:rPr>
+          <w:lang w:val="en-IN"/>
+        </w:rPr>
+      </w:pPr>
+      <w:r>
+        <w:rPr>
+          <w:lang w:val="en-IN"/>
+        </w:rPr>
+        <w:t>    days-disabled</w:t>
+      </w:r>
+      <w:proofErr w:type="gramStart"/>
+      <w:r>
+        <w:rPr>
+          <w:lang w:val="en-IN"/>
+        </w:rPr>
+        <w:t>={</w:t>
       </w:r>
       <w:proofErr w:type="spellStart"/>
-      <w:r>
-        <w:rPr>
-          <w:lang w:val="en-IN"/>
-        </w:rPr>
-        <w:t>pastAndFuture</w:t>
+      <w:proofErr w:type="gramEnd"/>
+      <w:r>
+        <w:rPr>
+          <w:lang w:val="en-IN"/>
+        </w:rPr>
+        <w:t>weekendOnlyConfig.daysDisabled</w:t>
       </w:r>
       <w:proofErr w:type="spellEnd"/>
       <w:r>
         <w:rPr>
           <w:lang w:val="en-IN"/>
         </w:rPr>
-        <w:t>"</w:t>
-      </w:r>
-    </w:p>
-    <w:p>
-      <w:pPr>
-        <w:rPr>
-          <w:lang w:val="en-IN"/>
-        </w:rPr>
-      </w:pPr>
-      <w:r>
-        <w:rPr>
-          <w:lang w:val="en-IN"/>
-        </w:rPr>
-        <w:t xml:space="preserve">                            </w:t>
+        <w:t>}</w:t>
+      </w:r>
+    </w:p>
+    <w:p>
+      <w:pPr>
+        <w:rPr>
+          <w:lang w:val="en-IN"/>
+        </w:rPr>
+      </w:pPr>
+      <w:r>
+        <w:rPr>
+          <w:lang w:val="en-IN"/>
+        </w:rPr>
+        <w:t xml:space="preserve">    </w:t>
       </w:r>
       <w:proofErr w:type="spellStart"/>
       <w:r>
@@ -501,7 +449,7 @@
         <w:rPr>
           <w:lang w:val="en-IN"/>
         </w:rPr>
-        <w:t>                            &lt;/c-custom-date-picker-</w:t>
+        <w:t>&lt;/c-custom-date-picker-</w:t>
       </w:r>
       <w:proofErr w:type="spellStart"/>
       <w:r>
@@ -533,10 +481,10 @@
           <w:szCs w:val="48"/>
         </w:rPr>
         <w:drawing>
-          <wp:inline distT="0" distB="0" distL="0" distR="0" wp14:anchorId="3568FA7B" wp14:editId="10774B23">
-            <wp:extent cx="3028656" cy="2952750"/>
-            <wp:effectExtent l="0" t="0" r="635" b="0"/>
-            <wp:docPr id="734635327" name="Picture 1"/>
+          <wp:inline distT="0" distB="0" distL="0" distR="0" wp14:anchorId="70593040" wp14:editId="2A4249C1">
+            <wp:extent cx="3352800" cy="3733800"/>
+            <wp:effectExtent l="0" t="0" r="0" b="0"/>
+            <wp:docPr id="1940152566" name="Picture 1"/>
             <wp:cNvGraphicFramePr>
               <a:graphicFrameLocks xmlns:a="http://schemas.openxmlformats.org/drawingml/2006/main" noChangeAspect="1"/>
             </wp:cNvGraphicFramePr>
@@ -544,7 +492,7 @@
               <a:graphicData uri="http://schemas.openxmlformats.org/drawingml/2006/picture">
                 <pic:pic xmlns:pic="http://schemas.openxmlformats.org/drawingml/2006/picture">
                   <pic:nvPicPr>
-                    <pic:cNvPr id="734635327" name="Picture 734635327"/>
+                    <pic:cNvPr id="1940152566" name="Picture 1940152566"/>
                     <pic:cNvPicPr/>
                   </pic:nvPicPr>
                   <pic:blipFill>
@@ -562,7 +510,7 @@
                   <pic:spPr>
                     <a:xfrm>
                       <a:off x="0" y="0"/>
-                      <a:ext cx="3033745" cy="2957711"/>
+                      <a:ext cx="3352800" cy="3733800"/>
                     </a:xfrm>
                     <a:prstGeom prst="rect">
                       <a:avLst/>
@@ -581,6 +529,477 @@
           <w:lang w:val="en-IN"/>
         </w:rPr>
       </w:pPr>
+      <w:r>
+        <w:rPr>
+          <w:b/>
+          <w:bCs/>
+        </w:rPr>
+        <w:t>Today +past</w:t>
+      </w:r>
+      <w:r>
+        <w:rPr>
+          <w:b/>
+          <w:bCs/>
+        </w:rPr>
+        <w:t xml:space="preserve"> disabled</w:t>
+      </w:r>
+      <w:r>
+        <w:rPr>
+          <w:b/>
+          <w:bCs/>
+        </w:rPr>
+        <w:br/>
+      </w:r>
+    </w:p>
+    <w:p>
+      <w:pPr>
+        <w:rPr>
+          <w:lang w:val="en-IN"/>
+        </w:rPr>
+      </w:pPr>
+      <w:r>
+        <w:rPr>
+          <w:lang w:val="en-IN"/>
+        </w:rPr>
+        <w:t>&lt;c-custom-date-picker-</w:t>
+      </w:r>
+      <w:proofErr w:type="spellStart"/>
+      <w:r>
+        <w:rPr>
+          <w:lang w:val="en-IN"/>
+        </w:rPr>
+        <w:t>cmp</w:t>
+      </w:r>
+      <w:proofErr w:type="spellEnd"/>
+    </w:p>
+    <w:p>
+      <w:pPr>
+        <w:rPr>
+          <w:lang w:val="en-IN"/>
+        </w:rPr>
+      </w:pPr>
+      <w:r>
+        <w:rPr>
+          <w:lang w:val="en-IN"/>
+        </w:rPr>
+        <w:t>   place-holder="00/00/0000"</w:t>
+      </w:r>
+    </w:p>
+    <w:p>
+      <w:pPr>
+        <w:rPr>
+          <w:lang w:val="en-IN"/>
+        </w:rPr>
+      </w:pPr>
+      <w:r>
+        <w:rPr>
+          <w:lang w:val="en-IN"/>
+        </w:rPr>
+        <w:t>    min-date</w:t>
+      </w:r>
+      <w:proofErr w:type="gramStart"/>
+      <w:r>
+        <w:rPr>
+          <w:lang w:val="en-IN"/>
+        </w:rPr>
+        <w:t>={</w:t>
+      </w:r>
+      <w:proofErr w:type="spellStart"/>
+      <w:proofErr w:type="gramEnd"/>
+      <w:r>
+        <w:rPr>
+          <w:lang w:val="en-IN"/>
+        </w:rPr>
+        <w:t>vipConfig.minDate</w:t>
+      </w:r>
+      <w:proofErr w:type="spellEnd"/>
+      <w:r>
+        <w:rPr>
+          <w:lang w:val="en-IN"/>
+        </w:rPr>
+        <w:t>}</w:t>
+      </w:r>
+    </w:p>
+    <w:p>
+      <w:pPr>
+        <w:rPr>
+          <w:lang w:val="en-IN"/>
+        </w:rPr>
+      </w:pPr>
+      <w:r>
+        <w:rPr>
+          <w:lang w:val="en-IN"/>
+        </w:rPr>
+        <w:t xml:space="preserve">    </w:t>
+      </w:r>
+      <w:proofErr w:type="spellStart"/>
+      <w:r>
+        <w:rPr>
+          <w:lang w:val="en-IN"/>
+        </w:rPr>
+        <w:t>ondateselect</w:t>
+      </w:r>
+      <w:proofErr w:type="spellEnd"/>
+      <w:r>
+        <w:rPr>
+          <w:lang w:val="en-IN"/>
+        </w:rPr>
+        <w:t>={</w:t>
+      </w:r>
+      <w:proofErr w:type="spellStart"/>
+      <w:r>
+        <w:rPr>
+          <w:lang w:val="en-IN"/>
+        </w:rPr>
+        <w:t>handleDateSelect</w:t>
+      </w:r>
+      <w:proofErr w:type="spellEnd"/>
+      <w:r>
+        <w:rPr>
+          <w:lang w:val="en-IN"/>
+        </w:rPr>
+        <w:t>}&gt;</w:t>
+      </w:r>
+    </w:p>
+    <w:p>
+      <w:pPr>
+        <w:rPr>
+          <w:lang w:val="en-IN"/>
+        </w:rPr>
+      </w:pPr>
+      <w:r>
+        <w:rPr>
+          <w:lang w:val="en-IN"/>
+        </w:rPr>
+        <w:t>&lt;/c-custom-date-picker-</w:t>
+      </w:r>
+      <w:proofErr w:type="spellStart"/>
+      <w:r>
+        <w:rPr>
+          <w:lang w:val="en-IN"/>
+        </w:rPr>
+        <w:t>cmp</w:t>
+      </w:r>
+      <w:proofErr w:type="spellEnd"/>
+      <w:r>
+        <w:rPr>
+          <w:lang w:val="en-IN"/>
+        </w:rPr>
+        <w:t>&gt;</w:t>
+      </w:r>
+    </w:p>
+    <w:p>
+      <w:pPr>
+        <w:rPr>
+          <w:lang w:val="en-IN"/>
+        </w:rPr>
+      </w:pPr>
+      <w:r>
+        <w:rPr>
+          <w:noProof/>
+          <w:lang w:val="en-IN"/>
+        </w:rPr>
+        <w:lastRenderedPageBreak/>
+        <w:drawing>
+          <wp:inline distT="0" distB="0" distL="0" distR="0" wp14:anchorId="7AB041DD" wp14:editId="45C30705">
+            <wp:extent cx="3295650" cy="3486150"/>
+            <wp:effectExtent l="0" t="0" r="0" b="0"/>
+            <wp:docPr id="884458593" name="Picture 2"/>
+            <wp:cNvGraphicFramePr>
+              <a:graphicFrameLocks xmlns:a="http://schemas.openxmlformats.org/drawingml/2006/main" noChangeAspect="1"/>
+            </wp:cNvGraphicFramePr>
+            <a:graphic xmlns:a="http://schemas.openxmlformats.org/drawingml/2006/main">
+              <a:graphicData uri="http://schemas.openxmlformats.org/drawingml/2006/picture">
+                <pic:pic xmlns:pic="http://schemas.openxmlformats.org/drawingml/2006/picture">
+                  <pic:nvPicPr>
+                    <pic:cNvPr id="884458593" name="Picture 884458593"/>
+                    <pic:cNvPicPr/>
+                  </pic:nvPicPr>
+                  <pic:blipFill>
+                    <a:blip r:embed="rId6">
+                      <a:extLst>
+                        <a:ext uri="{28A0092B-C50C-407E-A947-70E740481C1C}">
+                          <a14:useLocalDpi xmlns:a14="http://schemas.microsoft.com/office/drawing/2010/main" val="0"/>
+                        </a:ext>
+                      </a:extLst>
+                    </a:blip>
+                    <a:stretch>
+                      <a:fillRect/>
+                    </a:stretch>
+                  </pic:blipFill>
+                  <pic:spPr>
+                    <a:xfrm>
+                      <a:off x="0" y="0"/>
+                      <a:ext cx="3295650" cy="3486150"/>
+                    </a:xfrm>
+                    <a:prstGeom prst="rect">
+                      <a:avLst/>
+                    </a:prstGeom>
+                  </pic:spPr>
+                </pic:pic>
+              </a:graphicData>
+            </a:graphic>
+          </wp:inline>
+        </w:drawing>
+      </w:r>
+    </w:p>
+    <w:p>
+      <w:pPr>
+        <w:rPr>
+          <w:b/>
+          <w:bCs/>
+          <w:sz w:val="48"/>
+          <w:szCs w:val="48"/>
+        </w:rPr>
+      </w:pPr>
+    </w:p>
+    <w:p>
+      <w:pPr>
+        <w:rPr>
+          <w:lang w:val="en-IN"/>
+        </w:rPr>
+      </w:pPr>
+      <w:r>
+        <w:rPr>
+          <w:b/>
+          <w:bCs/>
+        </w:rPr>
+        <w:t>Today +</w:t>
+      </w:r>
+      <w:r>
+        <w:rPr>
+          <w:b/>
+          <w:bCs/>
+        </w:rPr>
+        <w:t xml:space="preserve"> Tomorrow + </w:t>
+      </w:r>
+      <w:r>
+        <w:rPr>
+          <w:b/>
+          <w:bCs/>
+        </w:rPr>
+        <w:t>past disabled</w:t>
+      </w:r>
+      <w:r>
+        <w:rPr>
+          <w:b/>
+          <w:bCs/>
+        </w:rPr>
+        <w:br/>
+      </w:r>
+    </w:p>
+    <w:p>
+      <w:pPr>
+        <w:rPr>
+          <w:lang w:val="en-IN"/>
+        </w:rPr>
+      </w:pPr>
+      <w:r>
+        <w:rPr>
+          <w:lang w:val="en-IN"/>
+        </w:rPr>
+        <w:t>&lt;c-custom-date-picker-</w:t>
+      </w:r>
+      <w:proofErr w:type="spellStart"/>
+      <w:r>
+        <w:rPr>
+          <w:lang w:val="en-IN"/>
+        </w:rPr>
+        <w:t>cmp</w:t>
+      </w:r>
+      <w:proofErr w:type="spellEnd"/>
+    </w:p>
+    <w:p>
+      <w:pPr>
+        <w:rPr>
+          <w:lang w:val="en-IN"/>
+        </w:rPr>
+      </w:pPr>
+      <w:r>
+        <w:rPr>
+          <w:lang w:val="en-IN"/>
+        </w:rPr>
+        <w:t>    place-holder="00/00/0000"</w:t>
+      </w:r>
+    </w:p>
+    <w:p>
+      <w:pPr>
+        <w:rPr>
+          <w:lang w:val="en-IN"/>
+        </w:rPr>
+      </w:pPr>
+      <w:r>
+        <w:rPr>
+          <w:lang w:val="en-IN"/>
+        </w:rPr>
+        <w:t>    min-date</w:t>
+      </w:r>
+      <w:proofErr w:type="gramStart"/>
+      <w:r>
+        <w:rPr>
+          <w:lang w:val="en-IN"/>
+        </w:rPr>
+        <w:t>={</w:t>
+      </w:r>
+      <w:proofErr w:type="spellStart"/>
+      <w:proofErr w:type="gramEnd"/>
+      <w:r>
+        <w:rPr>
+          <w:lang w:val="en-IN"/>
+        </w:rPr>
+        <w:t>standardConfig.minDate</w:t>
+      </w:r>
+      <w:proofErr w:type="spellEnd"/>
+      <w:r>
+        <w:rPr>
+          <w:lang w:val="en-IN"/>
+        </w:rPr>
+        <w:t>}</w:t>
+      </w:r>
+    </w:p>
+    <w:p>
+      <w:pPr>
+        <w:rPr>
+          <w:lang w:val="en-IN"/>
+        </w:rPr>
+      </w:pPr>
+      <w:r>
+        <w:rPr>
+          <w:lang w:val="en-IN"/>
+        </w:rPr>
+        <w:t xml:space="preserve">    </w:t>
+      </w:r>
+      <w:proofErr w:type="spellStart"/>
+      <w:r>
+        <w:rPr>
+          <w:lang w:val="en-IN"/>
+        </w:rPr>
+        <w:t>ondateselect</w:t>
+      </w:r>
+      <w:proofErr w:type="spellEnd"/>
+      <w:r>
+        <w:rPr>
+          <w:lang w:val="en-IN"/>
+        </w:rPr>
+        <w:t>={</w:t>
+      </w:r>
+      <w:proofErr w:type="spellStart"/>
+      <w:r>
+        <w:rPr>
+          <w:lang w:val="en-IN"/>
+        </w:rPr>
+        <w:t>handleDateSelect</w:t>
+      </w:r>
+      <w:proofErr w:type="spellEnd"/>
+      <w:r>
+        <w:rPr>
+          <w:lang w:val="en-IN"/>
+        </w:rPr>
+        <w:t>}&gt;</w:t>
+      </w:r>
+    </w:p>
+    <w:p>
+      <w:pPr>
+        <w:rPr>
+          <w:lang w:val="en-IN"/>
+        </w:rPr>
+      </w:pPr>
+      <w:r>
+        <w:rPr>
+          <w:lang w:val="en-IN"/>
+        </w:rPr>
+        <w:t>&lt;/c-custom-date-picker-</w:t>
+      </w:r>
+      <w:proofErr w:type="spellStart"/>
+      <w:r>
+        <w:rPr>
+          <w:lang w:val="en-IN"/>
+        </w:rPr>
+        <w:t>cmp</w:t>
+      </w:r>
+      <w:proofErr w:type="spellEnd"/>
+      <w:r>
+        <w:rPr>
+          <w:lang w:val="en-IN"/>
+        </w:rPr>
+        <w:t>&gt;</w:t>
+      </w:r>
+    </w:p>
+    <w:p>
+      <w:pPr>
+        <w:rPr>
+          <w:b/>
+          <w:bCs/>
+          <w:sz w:val="48"/>
+          <w:szCs w:val="48"/>
+        </w:rPr>
+      </w:pPr>
+      <w:r>
+        <w:rPr>
+          <w:b/>
+          <w:bCs/>
+          <w:noProof/>
+          <w:sz w:val="48"/>
+          <w:szCs w:val="48"/>
+        </w:rPr>
+        <w:lastRenderedPageBreak/>
+        <w:drawing>
+          <wp:inline distT="0" distB="0" distL="0" distR="0" wp14:anchorId="11B0F324" wp14:editId="734D2B42">
+            <wp:extent cx="3162300" cy="3314700"/>
+            <wp:effectExtent l="0" t="0" r="0" b="0"/>
+            <wp:docPr id="124555833" name="Picture 3"/>
+            <wp:cNvGraphicFramePr>
+              <a:graphicFrameLocks xmlns:a="http://schemas.openxmlformats.org/drawingml/2006/main" noChangeAspect="1"/>
+            </wp:cNvGraphicFramePr>
+            <a:graphic xmlns:a="http://schemas.openxmlformats.org/drawingml/2006/main">
+              <a:graphicData uri="http://schemas.openxmlformats.org/drawingml/2006/picture">
+                <pic:pic xmlns:pic="http://schemas.openxmlformats.org/drawingml/2006/picture">
+                  <pic:nvPicPr>
+                    <pic:cNvPr id="124555833" name="Picture 124555833"/>
+                    <pic:cNvPicPr/>
+                  </pic:nvPicPr>
+                  <pic:blipFill>
+                    <a:blip r:embed="rId7">
+                      <a:extLst>
+                        <a:ext uri="{28A0092B-C50C-407E-A947-70E740481C1C}">
+                          <a14:useLocalDpi xmlns:a14="http://schemas.microsoft.com/office/drawing/2010/main" val="0"/>
+                        </a:ext>
+                      </a:extLst>
+                    </a:blip>
+                    <a:stretch>
+                      <a:fillRect/>
+                    </a:stretch>
+                  </pic:blipFill>
+                  <pic:spPr>
+                    <a:xfrm>
+                      <a:off x="0" y="0"/>
+                      <a:ext cx="3162300" cy="3314700"/>
+                    </a:xfrm>
+                    <a:prstGeom prst="rect">
+                      <a:avLst/>
+                    </a:prstGeom>
+                  </pic:spPr>
+                </pic:pic>
+              </a:graphicData>
+            </a:graphic>
+          </wp:inline>
+        </w:drawing>
+      </w:r>
+    </w:p>
+    <w:p>
+      <w:pPr>
+        <w:rPr>
+          <w:sz w:val="48"/>
+          <w:szCs w:val="48"/>
+        </w:rPr>
+      </w:pPr>
+    </w:p>
+    <w:p>
+      <w:pPr>
+        <w:rPr>
+          <w:lang w:val="en-IN"/>
+        </w:rPr>
+      </w:pPr>
     </w:p>
     <w:p>
       <w:pPr>
@@ -709,6 +1128,7 @@
         <w:rPr>
           <w:lang w:val="en-IN"/>
         </w:rPr>
+        <w:lastRenderedPageBreak/>
         <w:t>                            mode="</w:t>
       </w:r>
       <w:proofErr w:type="spellStart"/>
@@ -836,7 +1256,7 @@
                     <pic:cNvPicPr/>
                   </pic:nvPicPr>
                   <pic:blipFill>
-                    <a:blip r:embed="rId6">
+                    <a:blip r:embed="rId8">
                       <a:extLst>
                         <a:ext uri="{28A0092B-C50C-407E-A947-70E740481C1C}">
                           <a14:useLocalDpi xmlns:a14="http://schemas.microsoft.com/office/drawing/2010/main" val="0"/>
@@ -905,417 +1325,299 @@
     </w:p>
     <w:p>
       <w:pPr>
-        <w:shd w:val="clear" w:color="auto" w:fill="FFFFFF" w:themeFill="background1"/>
-        <w:spacing w:after="0" w:line="285" w:lineRule="auto"/>
-        <w:rPr>
-          <w:rFonts w:ascii="Consolas" w:eastAsia="Consolas" w:hAnsi="Consolas" w:cs="Consolas"/>
-          <w:color w:val="800000"/>
-          <w:sz w:val="21"/>
-          <w:szCs w:val="21"/>
-          <w:highlight w:val="yellow"/>
-        </w:rPr>
-      </w:pPr>
-      <w:r>
-        <w:rPr>
-          <w:rFonts w:ascii="Consolas" w:eastAsia="Consolas" w:hAnsi="Consolas" w:cs="Consolas"/>
-          <w:color w:val="800000"/>
-          <w:sz w:val="21"/>
-          <w:szCs w:val="21"/>
-          <w:highlight w:val="yellow"/>
-        </w:rPr>
-        <w:t>&lt;c-custom-date-picker-cmp</w:t>
-      </w:r>
-    </w:p>
-    <w:p>
-      <w:pPr>
-        <w:shd w:val="clear" w:color="auto" w:fill="FFFFFF" w:themeFill="background1"/>
-        <w:spacing w:after="0" w:line="285" w:lineRule="auto"/>
-        <w:rPr>
-          <w:rFonts w:ascii="Consolas" w:eastAsia="Consolas" w:hAnsi="Consolas" w:cs="Consolas"/>
-          <w:color w:val="0000FF"/>
-          <w:sz w:val="21"/>
-          <w:szCs w:val="21"/>
-          <w:highlight w:val="yellow"/>
-        </w:rPr>
-      </w:pPr>
-      <w:r>
-        <w:rPr>
-          <w:rFonts w:ascii="Consolas" w:eastAsia="Consolas" w:hAnsi="Consolas" w:cs="Consolas"/>
-          <w:color w:val="000000" w:themeColor="text1"/>
-          <w:sz w:val="21"/>
-          <w:szCs w:val="21"/>
-        </w:rPr>
-        <w:t xml:space="preserve">    </w:t>
-      </w:r>
-      <w:r>
-        <w:rPr>
-          <w:rFonts w:ascii="Consolas" w:eastAsia="Consolas" w:hAnsi="Consolas" w:cs="Consolas"/>
-          <w:color w:val="E50000"/>
-          <w:sz w:val="21"/>
-          <w:szCs w:val="21"/>
-          <w:highlight w:val="yellow"/>
-        </w:rPr>
-        <w:t>min-date</w:t>
-      </w:r>
-      <w:r>
-        <w:rPr>
-          <w:rFonts w:ascii="Consolas" w:eastAsia="Consolas" w:hAnsi="Consolas" w:cs="Consolas"/>
-          <w:color w:val="000000" w:themeColor="text1"/>
-          <w:sz w:val="21"/>
-          <w:szCs w:val="21"/>
-          <w:highlight w:val="yellow"/>
-        </w:rPr>
-        <w:t>=</w:t>
-      </w:r>
-      <w:r>
-        <w:rPr>
-          <w:rFonts w:ascii="Consolas" w:eastAsia="Consolas" w:hAnsi="Consolas" w:cs="Consolas"/>
-          <w:color w:val="0000FF"/>
-          <w:sz w:val="21"/>
-          <w:szCs w:val="21"/>
-          <w:highlight w:val="yellow"/>
-        </w:rPr>
-        <w:t>{minDate}</w:t>
-      </w:r>
-    </w:p>
-    <w:p>
-      <w:pPr>
-        <w:shd w:val="clear" w:color="auto" w:fill="FFFFFF" w:themeFill="background1"/>
-        <w:spacing w:after="0" w:line="285" w:lineRule="auto"/>
-        <w:rPr>
-          <w:rFonts w:ascii="Consolas" w:eastAsia="Consolas" w:hAnsi="Consolas" w:cs="Consolas"/>
-          <w:color w:val="0000FF"/>
-          <w:sz w:val="21"/>
-          <w:szCs w:val="21"/>
-          <w:highlight w:val="yellow"/>
-        </w:rPr>
-      </w:pPr>
-      <w:r>
-        <w:rPr>
-          <w:rFonts w:ascii="Consolas" w:eastAsia="Consolas" w:hAnsi="Consolas" w:cs="Consolas"/>
-          <w:color w:val="000000" w:themeColor="text1"/>
-          <w:sz w:val="21"/>
-          <w:szCs w:val="21"/>
-        </w:rPr>
-        <w:t xml:space="preserve">    </w:t>
+        <w:rPr>
+          <w:rFonts w:ascii="Consolas" w:eastAsia="Consolas" w:hAnsi="Consolas" w:cs="Consolas"/>
+          <w:color w:val="800000"/>
+          <w:sz w:val="21"/>
+          <w:szCs w:val="21"/>
+          <w:highlight w:val="yellow"/>
+          <w:lang w:val="en-IN"/>
+        </w:rPr>
+      </w:pPr>
+      <w:r>
+        <w:rPr>
+          <w:rFonts w:ascii="Consolas" w:eastAsia="Consolas" w:hAnsi="Consolas" w:cs="Consolas"/>
+          <w:color w:val="800000"/>
+          <w:sz w:val="21"/>
+          <w:szCs w:val="21"/>
+          <w:highlight w:val="yellow"/>
+          <w:lang w:val="en-IN"/>
+        </w:rPr>
+        <w:t>&lt;c-custom-date-picker-</w:t>
+      </w:r>
+      <w:proofErr w:type="spellStart"/>
+      <w:r>
+        <w:rPr>
+          <w:rFonts w:ascii="Consolas" w:eastAsia="Consolas" w:hAnsi="Consolas" w:cs="Consolas"/>
+          <w:color w:val="800000"/>
+          <w:sz w:val="21"/>
+          <w:szCs w:val="21"/>
+          <w:highlight w:val="yellow"/>
+          <w:lang w:val="en-IN"/>
+        </w:rPr>
+        <w:t>cmp</w:t>
+      </w:r>
+      <w:proofErr w:type="spellEnd"/>
+    </w:p>
+    <w:p>
+      <w:pPr>
+        <w:rPr>
+          <w:rFonts w:ascii="Consolas" w:eastAsia="Consolas" w:hAnsi="Consolas" w:cs="Consolas"/>
+          <w:color w:val="800000"/>
+          <w:sz w:val="21"/>
+          <w:szCs w:val="21"/>
+          <w:highlight w:val="yellow"/>
+          <w:lang w:val="en-IN"/>
+        </w:rPr>
+      </w:pPr>
+      <w:r>
+        <w:rPr>
+          <w:rFonts w:ascii="Consolas" w:eastAsia="Consolas" w:hAnsi="Consolas" w:cs="Consolas"/>
+          <w:color w:val="800000"/>
+          <w:sz w:val="21"/>
+          <w:szCs w:val="21"/>
+          <w:highlight w:val="yellow"/>
+          <w:lang w:val="en-IN"/>
+        </w:rPr>
+        <w:t>   place-holder="00/00/0000"</w:t>
+      </w:r>
+    </w:p>
+    <w:p>
+      <w:pPr>
+        <w:rPr>
+          <w:rFonts w:ascii="Consolas" w:eastAsia="Consolas" w:hAnsi="Consolas" w:cs="Consolas"/>
+          <w:color w:val="800000"/>
+          <w:sz w:val="21"/>
+          <w:szCs w:val="21"/>
+          <w:highlight w:val="yellow"/>
+          <w:lang w:val="en-IN"/>
+        </w:rPr>
+      </w:pPr>
+      <w:r>
+        <w:rPr>
+          <w:rFonts w:ascii="Consolas" w:eastAsia="Consolas" w:hAnsi="Consolas" w:cs="Consolas"/>
+          <w:color w:val="800000"/>
+          <w:sz w:val="21"/>
+          <w:szCs w:val="21"/>
+          <w:highlight w:val="yellow"/>
+          <w:lang w:val="en-IN"/>
+        </w:rPr>
+        <w:t>    min-date</w:t>
       </w:r>
       <w:proofErr w:type="gramStart"/>
       <w:r>
         <w:rPr>
           <w:rFonts w:ascii="Consolas" w:eastAsia="Consolas" w:hAnsi="Consolas" w:cs="Consolas"/>
-          <w:color w:val="E50000"/>
-          <w:sz w:val="21"/>
-          <w:szCs w:val="21"/>
-          <w:highlight w:val="yellow"/>
-        </w:rPr>
-        <w:t>max-date</w:t>
-      </w:r>
+          <w:color w:val="800000"/>
+          <w:sz w:val="21"/>
+          <w:szCs w:val="21"/>
+          <w:highlight w:val="yellow"/>
+          <w:lang w:val="en-IN"/>
+        </w:rPr>
+        <w:t>={</w:t>
+      </w:r>
+      <w:proofErr w:type="spellStart"/>
       <w:proofErr w:type="gramEnd"/>
       <w:r>
         <w:rPr>
           <w:rFonts w:ascii="Consolas" w:eastAsia="Consolas" w:hAnsi="Consolas" w:cs="Consolas"/>
-          <w:color w:val="000000" w:themeColor="text1"/>
-          <w:sz w:val="21"/>
-          <w:szCs w:val="21"/>
-          <w:highlight w:val="yellow"/>
-        </w:rPr>
-        <w:t>=</w:t>
-      </w:r>
-      <w:r>
-        <w:rPr>
-          <w:rFonts w:ascii="Consolas" w:eastAsia="Consolas" w:hAnsi="Consolas" w:cs="Consolas"/>
-          <w:color w:val="0000FF"/>
-          <w:sz w:val="21"/>
-          <w:szCs w:val="21"/>
-          <w:highlight w:val="yellow"/>
-        </w:rPr>
-        <w:t>{maxDate}</w:t>
-      </w:r>
-    </w:p>
-    <w:p>
-      <w:pPr>
-        <w:shd w:val="clear" w:color="auto" w:fill="FFFFFF" w:themeFill="background1"/>
-        <w:spacing w:after="0" w:line="285" w:lineRule="auto"/>
-        <w:rPr>
-          <w:rFonts w:ascii="Consolas" w:eastAsia="Consolas" w:hAnsi="Consolas" w:cs="Consolas"/>
-          <w:color w:val="0000FF"/>
-          <w:sz w:val="21"/>
-          <w:szCs w:val="21"/>
-          <w:highlight w:val="yellow"/>
-        </w:rPr>
-      </w:pPr>
-      <w:r>
-        <w:rPr>
-          <w:rFonts w:ascii="Consolas" w:eastAsia="Consolas" w:hAnsi="Consolas" w:cs="Consolas"/>
-          <w:color w:val="000000" w:themeColor="text1"/>
-          <w:sz w:val="21"/>
-          <w:szCs w:val="21"/>
-        </w:rPr>
-        <w:t xml:space="preserve">    </w:t>
-      </w:r>
-      <w:r>
-        <w:rPr>
-          <w:rFonts w:ascii="Consolas" w:eastAsia="Consolas" w:hAnsi="Consolas" w:cs="Consolas"/>
-          <w:color w:val="E50000"/>
-          <w:sz w:val="21"/>
-          <w:szCs w:val="21"/>
-          <w:highlight w:val="yellow"/>
-        </w:rPr>
-        <w:t>min-year</w:t>
-      </w:r>
-      <w:r>
-        <w:rPr>
-          <w:rFonts w:ascii="Consolas" w:eastAsia="Consolas" w:hAnsi="Consolas" w:cs="Consolas"/>
-          <w:color w:val="000000" w:themeColor="text1"/>
-          <w:sz w:val="21"/>
-          <w:szCs w:val="21"/>
-          <w:highlight w:val="yellow"/>
-        </w:rPr>
-        <w:t>=</w:t>
-      </w:r>
-      <w:r>
-        <w:rPr>
-          <w:rFonts w:ascii="Consolas" w:eastAsia="Consolas" w:hAnsi="Consolas" w:cs="Consolas"/>
-          <w:color w:val="0000FF"/>
-          <w:sz w:val="21"/>
-          <w:szCs w:val="21"/>
-          <w:highlight w:val="yellow"/>
-        </w:rPr>
-        <w:t>{minYear}</w:t>
-      </w:r>
-    </w:p>
-    <w:p>
-      <w:pPr>
-        <w:shd w:val="clear" w:color="auto" w:fill="FFFFFF" w:themeFill="background1"/>
-        <w:spacing w:after="0" w:line="285" w:lineRule="auto"/>
-        <w:rPr>
-          <w:rFonts w:ascii="Consolas" w:eastAsia="Consolas" w:hAnsi="Consolas" w:cs="Consolas"/>
-          <w:color w:val="0000FF"/>
-          <w:sz w:val="21"/>
-          <w:szCs w:val="21"/>
-          <w:highlight w:val="yellow"/>
-        </w:rPr>
-      </w:pPr>
-      <w:r>
-        <w:rPr>
-          <w:rFonts w:ascii="Consolas" w:eastAsia="Consolas" w:hAnsi="Consolas" w:cs="Consolas"/>
-          <w:color w:val="000000" w:themeColor="text1"/>
-          <w:sz w:val="21"/>
-          <w:szCs w:val="21"/>
-        </w:rPr>
-        <w:t xml:space="preserve">    </w:t>
+          <w:color w:val="800000"/>
+          <w:sz w:val="21"/>
+          <w:szCs w:val="21"/>
+          <w:highlight w:val="yellow"/>
+          <w:lang w:val="en-IN"/>
+        </w:rPr>
+        <w:t>defaultConfig.minDate</w:t>
+      </w:r>
+      <w:proofErr w:type="spellEnd"/>
+      <w:r>
+        <w:rPr>
+          <w:rFonts w:ascii="Consolas" w:eastAsia="Consolas" w:hAnsi="Consolas" w:cs="Consolas"/>
+          <w:color w:val="800000"/>
+          <w:sz w:val="21"/>
+          <w:szCs w:val="21"/>
+          <w:highlight w:val="yellow"/>
+          <w:lang w:val="en-IN"/>
+        </w:rPr>
+        <w:t>}</w:t>
+      </w:r>
+    </w:p>
+    <w:p>
+      <w:pPr>
+        <w:rPr>
+          <w:rFonts w:ascii="Consolas" w:eastAsia="Consolas" w:hAnsi="Consolas" w:cs="Consolas"/>
+          <w:color w:val="800000"/>
+          <w:sz w:val="21"/>
+          <w:szCs w:val="21"/>
+          <w:highlight w:val="yellow"/>
+          <w:lang w:val="en-IN"/>
+        </w:rPr>
+      </w:pPr>
+      <w:r>
+        <w:rPr>
+          <w:rFonts w:ascii="Consolas" w:eastAsia="Consolas" w:hAnsi="Consolas" w:cs="Consolas"/>
+          <w:color w:val="800000"/>
+          <w:sz w:val="21"/>
+          <w:szCs w:val="21"/>
+          <w:highlight w:val="yellow"/>
+          <w:lang w:val="en-IN"/>
+        </w:rPr>
+        <w:t>    days-disabled</w:t>
       </w:r>
       <w:proofErr w:type="gramStart"/>
       <w:r>
         <w:rPr>
           <w:rFonts w:ascii="Consolas" w:eastAsia="Consolas" w:hAnsi="Consolas" w:cs="Consolas"/>
-          <w:color w:val="E50000"/>
-          <w:sz w:val="21"/>
-          <w:szCs w:val="21"/>
-          <w:highlight w:val="yellow"/>
-        </w:rPr>
-        <w:t>max-year</w:t>
-      </w:r>
+          <w:color w:val="800000"/>
+          <w:sz w:val="21"/>
+          <w:szCs w:val="21"/>
+          <w:highlight w:val="yellow"/>
+          <w:lang w:val="en-IN"/>
+        </w:rPr>
+        <w:t>={</w:t>
+      </w:r>
+      <w:proofErr w:type="spellStart"/>
       <w:proofErr w:type="gramEnd"/>
       <w:r>
         <w:rPr>
           <w:rFonts w:ascii="Consolas" w:eastAsia="Consolas" w:hAnsi="Consolas" w:cs="Consolas"/>
-          <w:color w:val="000000" w:themeColor="text1"/>
-          <w:sz w:val="21"/>
-          <w:szCs w:val="21"/>
-          <w:highlight w:val="yellow"/>
-        </w:rPr>
-        <w:t>=</w:t>
-      </w:r>
-      <w:r>
-        <w:rPr>
-          <w:rFonts w:ascii="Consolas" w:eastAsia="Consolas" w:hAnsi="Consolas" w:cs="Consolas"/>
-          <w:color w:val="0000FF"/>
-          <w:sz w:val="21"/>
-          <w:szCs w:val="21"/>
-          <w:highlight w:val="yellow"/>
-        </w:rPr>
-        <w:t>{maxYear}</w:t>
-      </w:r>
-    </w:p>
-    <w:p>
-      <w:pPr>
-        <w:shd w:val="clear" w:color="auto" w:fill="FFFFFF" w:themeFill="background1"/>
-        <w:spacing w:after="0" w:line="285" w:lineRule="auto"/>
-        <w:rPr>
-          <w:rFonts w:ascii="Consolas" w:eastAsia="Consolas" w:hAnsi="Consolas" w:cs="Consolas"/>
-          <w:color w:val="0000FF"/>
-          <w:sz w:val="21"/>
-          <w:szCs w:val="21"/>
-          <w:highlight w:val="yellow"/>
-        </w:rPr>
-      </w:pPr>
-      <w:r>
-        <w:rPr>
-          <w:rFonts w:ascii="Consolas" w:eastAsia="Consolas" w:hAnsi="Consolas" w:cs="Consolas"/>
-          <w:color w:val="000000" w:themeColor="text1"/>
-          <w:sz w:val="21"/>
-          <w:szCs w:val="21"/>
-        </w:rPr>
-        <w:lastRenderedPageBreak/>
-        <w:t xml:space="preserve">    </w:t>
-      </w:r>
-      <w:r>
-        <w:rPr>
-          <w:rFonts w:ascii="Consolas" w:eastAsia="Consolas" w:hAnsi="Consolas" w:cs="Consolas"/>
-          <w:color w:val="E50000"/>
-          <w:sz w:val="21"/>
-          <w:szCs w:val="21"/>
-          <w:highlight w:val="yellow"/>
-        </w:rPr>
-        <w:t>days-disabled</w:t>
-      </w:r>
-      <w:r>
-        <w:rPr>
-          <w:rFonts w:ascii="Consolas" w:eastAsia="Consolas" w:hAnsi="Consolas" w:cs="Consolas"/>
-          <w:color w:val="000000" w:themeColor="text1"/>
-          <w:sz w:val="21"/>
-          <w:szCs w:val="21"/>
-          <w:highlight w:val="yellow"/>
-        </w:rPr>
-        <w:t>=</w:t>
-      </w:r>
-      <w:r>
-        <w:rPr>
-          <w:rFonts w:ascii="Consolas" w:eastAsia="Consolas" w:hAnsi="Consolas" w:cs="Consolas"/>
-          <w:color w:val="0000FF"/>
-          <w:sz w:val="21"/>
-          <w:szCs w:val="21"/>
-          <w:highlight w:val="yellow"/>
-        </w:rPr>
-        <w:t>{daysDisabled}</w:t>
-      </w:r>
-    </w:p>
-    <w:p>
-      <w:pPr>
-        <w:shd w:val="clear" w:color="auto" w:fill="FFFFFF" w:themeFill="background1"/>
-        <w:spacing w:after="0" w:line="285" w:lineRule="auto"/>
-        <w:rPr>
-          <w:rFonts w:ascii="Consolas" w:eastAsia="Consolas" w:hAnsi="Consolas" w:cs="Consolas"/>
-          <w:color w:val="0000FF"/>
-          <w:sz w:val="21"/>
-          <w:szCs w:val="21"/>
-          <w:highlight w:val="yellow"/>
-        </w:rPr>
-      </w:pPr>
-      <w:r>
-        <w:rPr>
-          <w:rFonts w:ascii="Consolas" w:eastAsia="Consolas" w:hAnsi="Consolas" w:cs="Consolas"/>
-          <w:color w:val="000000" w:themeColor="text1"/>
-          <w:sz w:val="21"/>
-          <w:szCs w:val="21"/>
-        </w:rPr>
-        <w:t xml:space="preserve">    </w:t>
-      </w:r>
-      <w:r>
-        <w:rPr>
-          <w:rFonts w:ascii="Consolas" w:eastAsia="Consolas" w:hAnsi="Consolas" w:cs="Consolas"/>
-          <w:color w:val="E50000"/>
-          <w:sz w:val="21"/>
-          <w:szCs w:val="21"/>
-          <w:highlight w:val="yellow"/>
+          <w:color w:val="800000"/>
+          <w:sz w:val="21"/>
+          <w:szCs w:val="21"/>
+          <w:highlight w:val="yellow"/>
+          <w:lang w:val="en-IN"/>
+        </w:rPr>
+        <w:t>defaultConfig.daysDisabled</w:t>
+      </w:r>
+      <w:proofErr w:type="spellEnd"/>
+      <w:r>
+        <w:rPr>
+          <w:rFonts w:ascii="Consolas" w:eastAsia="Consolas" w:hAnsi="Consolas" w:cs="Consolas"/>
+          <w:color w:val="800000"/>
+          <w:sz w:val="21"/>
+          <w:szCs w:val="21"/>
+          <w:highlight w:val="yellow"/>
+          <w:lang w:val="en-IN"/>
+        </w:rPr>
+        <w:t>}</w:t>
+      </w:r>
+    </w:p>
+    <w:p>
+      <w:pPr>
+        <w:rPr>
+          <w:rFonts w:ascii="Consolas" w:eastAsia="Consolas" w:hAnsi="Consolas" w:cs="Consolas"/>
+          <w:color w:val="800000"/>
+          <w:sz w:val="21"/>
+          <w:szCs w:val="21"/>
+          <w:highlight w:val="yellow"/>
+          <w:lang w:val="en-IN"/>
+        </w:rPr>
+      </w:pPr>
+      <w:r>
+        <w:rPr>
+          <w:rFonts w:ascii="Consolas" w:eastAsia="Consolas" w:hAnsi="Consolas" w:cs="Consolas"/>
+          <w:color w:val="800000"/>
+          <w:sz w:val="21"/>
+          <w:szCs w:val="21"/>
+          <w:highlight w:val="yellow"/>
+          <w:lang w:val="en-IN"/>
+        </w:rPr>
+        <w:t xml:space="preserve">    </w:t>
+      </w:r>
+      <w:proofErr w:type="spellStart"/>
+      <w:r>
+        <w:rPr>
+          <w:rFonts w:ascii="Consolas" w:eastAsia="Consolas" w:hAnsi="Consolas" w:cs="Consolas"/>
+          <w:color w:val="800000"/>
+          <w:sz w:val="21"/>
+          <w:szCs w:val="21"/>
+          <w:highlight w:val="yellow"/>
+          <w:lang w:val="en-IN"/>
         </w:rPr>
         <w:t>ondateselect</w:t>
       </w:r>
-      <w:r>
-        <w:rPr>
-          <w:rFonts w:ascii="Consolas" w:eastAsia="Consolas" w:hAnsi="Consolas" w:cs="Consolas"/>
-          <w:color w:val="000000" w:themeColor="text1"/>
-          <w:sz w:val="21"/>
-          <w:szCs w:val="21"/>
-          <w:highlight w:val="yellow"/>
-        </w:rPr>
-        <w:t>=</w:t>
-      </w:r>
-      <w:r>
-        <w:rPr>
-          <w:rFonts w:ascii="Consolas" w:eastAsia="Consolas" w:hAnsi="Consolas" w:cs="Consolas"/>
-          <w:color w:val="0000FF"/>
-          <w:sz w:val="21"/>
-          <w:szCs w:val="21"/>
-          <w:highlight w:val="yellow"/>
-        </w:rPr>
-        <w:t>{handleDateSelect}</w:t>
-      </w:r>
-    </w:p>
-    <w:p>
-      <w:pPr>
-        <w:shd w:val="clear" w:color="auto" w:fill="FFFFFF" w:themeFill="background1"/>
-        <w:spacing w:after="0" w:line="285" w:lineRule="auto"/>
-        <w:rPr>
-          <w:rFonts w:ascii="Consolas" w:eastAsia="Consolas" w:hAnsi="Consolas" w:cs="Consolas"/>
-          <w:color w:val="0000FF"/>
-          <w:sz w:val="21"/>
-          <w:szCs w:val="21"/>
-          <w:highlight w:val="yellow"/>
-        </w:rPr>
-      </w:pPr>
-      <w:r>
-        <w:rPr>
-          <w:rFonts w:ascii="Consolas" w:eastAsia="Consolas" w:hAnsi="Consolas" w:cs="Consolas"/>
-          <w:color w:val="000000" w:themeColor="text1"/>
-          <w:sz w:val="21"/>
-          <w:szCs w:val="21"/>
-        </w:rPr>
-        <w:t xml:space="preserve">    </w:t>
-      </w:r>
-      <w:r>
-        <w:rPr>
-          <w:rFonts w:ascii="Consolas" w:eastAsia="Consolas" w:hAnsi="Consolas" w:cs="Consolas"/>
-          <w:color w:val="E50000"/>
-          <w:sz w:val="21"/>
-          <w:szCs w:val="21"/>
-          <w:highlight w:val="yellow"/>
-        </w:rPr>
-        <w:t>ontodaydateselect</w:t>
-      </w:r>
-      <w:r>
-        <w:rPr>
-          <w:rFonts w:ascii="Consolas" w:eastAsia="Consolas" w:hAnsi="Consolas" w:cs="Consolas"/>
-          <w:color w:val="000000" w:themeColor="text1"/>
-          <w:sz w:val="21"/>
-          <w:szCs w:val="21"/>
-          <w:highlight w:val="yellow"/>
-        </w:rPr>
-        <w:t>=</w:t>
-      </w:r>
-      <w:r>
-        <w:rPr>
-          <w:rFonts w:ascii="Consolas" w:eastAsia="Consolas" w:hAnsi="Consolas" w:cs="Consolas"/>
-          <w:color w:val="0000FF"/>
-          <w:sz w:val="21"/>
-          <w:szCs w:val="21"/>
-          <w:highlight w:val="yellow"/>
-        </w:rPr>
-        <w:t>{handleDateSelect}</w:t>
-      </w:r>
-    </w:p>
-    <w:p>
-      <w:pPr>
-        <w:shd w:val="clear" w:color="auto" w:fill="FFFFFF" w:themeFill="background1"/>
-        <w:spacing w:after="0" w:line="285" w:lineRule="auto"/>
-        <w:rPr>
-          <w:rFonts w:ascii="Consolas" w:eastAsia="Consolas" w:hAnsi="Consolas" w:cs="Consolas"/>
-          <w:color w:val="800000"/>
-          <w:sz w:val="21"/>
-          <w:szCs w:val="21"/>
-          <w:highlight w:val="yellow"/>
-        </w:rPr>
-      </w:pPr>
-      <w:r>
-        <w:rPr>
-          <w:rFonts w:ascii="Consolas" w:eastAsia="Consolas" w:hAnsi="Consolas" w:cs="Consolas"/>
-          <w:color w:val="800000"/>
-          <w:sz w:val="21"/>
-          <w:szCs w:val="21"/>
-          <w:highlight w:val="yellow"/>
-        </w:rPr>
-        <w:t>&lt;/c-custom-date-picker-cmp&gt;</w:t>
+      <w:proofErr w:type="spellEnd"/>
+      <w:r>
+        <w:rPr>
+          <w:rFonts w:ascii="Consolas" w:eastAsia="Consolas" w:hAnsi="Consolas" w:cs="Consolas"/>
+          <w:color w:val="800000"/>
+          <w:sz w:val="21"/>
+          <w:szCs w:val="21"/>
+          <w:highlight w:val="yellow"/>
+          <w:lang w:val="en-IN"/>
+        </w:rPr>
+        <w:t>={</w:t>
+      </w:r>
+      <w:proofErr w:type="spellStart"/>
+      <w:r>
+        <w:rPr>
+          <w:rFonts w:ascii="Consolas" w:eastAsia="Consolas" w:hAnsi="Consolas" w:cs="Consolas"/>
+          <w:color w:val="800000"/>
+          <w:sz w:val="21"/>
+          <w:szCs w:val="21"/>
+          <w:highlight w:val="yellow"/>
+          <w:lang w:val="en-IN"/>
+        </w:rPr>
+        <w:t>handleDateSelect</w:t>
+      </w:r>
+      <w:proofErr w:type="spellEnd"/>
+      <w:r>
+        <w:rPr>
+          <w:rFonts w:ascii="Consolas" w:eastAsia="Consolas" w:hAnsi="Consolas" w:cs="Consolas"/>
+          <w:color w:val="800000"/>
+          <w:sz w:val="21"/>
+          <w:szCs w:val="21"/>
+          <w:highlight w:val="yellow"/>
+          <w:lang w:val="en-IN"/>
+        </w:rPr>
+        <w:t>}&gt;</w:t>
+      </w:r>
+    </w:p>
+    <w:p>
+      <w:pPr>
+        <w:rPr>
+          <w:rFonts w:ascii="Consolas" w:eastAsia="Consolas" w:hAnsi="Consolas" w:cs="Consolas"/>
+          <w:color w:val="800000"/>
+          <w:sz w:val="21"/>
+          <w:szCs w:val="21"/>
+          <w:highlight w:val="yellow"/>
+          <w:lang w:val="en-IN"/>
+        </w:rPr>
+      </w:pPr>
+      <w:r>
+        <w:rPr>
+          <w:rFonts w:ascii="Consolas" w:eastAsia="Consolas" w:hAnsi="Consolas" w:cs="Consolas"/>
+          <w:color w:val="800000"/>
+          <w:sz w:val="21"/>
+          <w:szCs w:val="21"/>
+          <w:highlight w:val="yellow"/>
+          <w:lang w:val="en-IN"/>
+        </w:rPr>
+        <w:t>&lt;/c-custom-date-picker-</w:t>
+      </w:r>
+      <w:proofErr w:type="spellStart"/>
+      <w:r>
+        <w:rPr>
+          <w:rFonts w:ascii="Consolas" w:eastAsia="Consolas" w:hAnsi="Consolas" w:cs="Consolas"/>
+          <w:color w:val="800000"/>
+          <w:sz w:val="21"/>
+          <w:szCs w:val="21"/>
+          <w:highlight w:val="yellow"/>
+          <w:lang w:val="en-IN"/>
+        </w:rPr>
+        <w:t>cmp</w:t>
+      </w:r>
+      <w:proofErr w:type="spellEnd"/>
+      <w:r>
+        <w:rPr>
+          <w:rFonts w:ascii="Consolas" w:eastAsia="Consolas" w:hAnsi="Consolas" w:cs="Consolas"/>
+          <w:color w:val="800000"/>
+          <w:sz w:val="21"/>
+          <w:szCs w:val="21"/>
+          <w:highlight w:val="yellow"/>
+          <w:lang w:val="en-IN"/>
+        </w:rPr>
+        <w:t>&gt;</w:t>
       </w:r>
     </w:p>
     <w:p>
@@ -1783,8 +2085,10 @@
           <w:sz w:val="21"/>
           <w:szCs w:val="21"/>
           <w:highlight w:val="yellow"/>
-        </w:rPr>
-      </w:pPr>
+          <w:lang w:val="en-IN"/>
+        </w:rPr>
+      </w:pPr>
+      <w:proofErr w:type="spellStart"/>
       <w:r>
         <w:rPr>
           <w:rFonts w:ascii="Consolas" w:eastAsia="Consolas" w:hAnsi="Consolas" w:cs="Consolas"/>
@@ -1795,6 +2099,7 @@
         </w:rPr>
         <w:t>daysDisabled</w:t>
       </w:r>
+      <w:proofErr w:type="spellEnd"/>
       <w:proofErr w:type="gramStart"/>
       <w:r>
         <w:rPr>
@@ -1847,6 +2152,1712 @@
         </w:rPr>
         <w:t>];</w:t>
       </w:r>
+      <w:r>
+        <w:rPr>
+          <w:rFonts w:ascii="Consolas" w:eastAsia="Consolas" w:hAnsi="Consolas" w:cs="Consolas"/>
+          <w:color w:val="000000" w:themeColor="text1"/>
+          <w:sz w:val="21"/>
+          <w:szCs w:val="21"/>
+          <w:highlight w:val="yellow"/>
+        </w:rPr>
+        <w:br/>
+      </w:r>
+      <w:r>
+        <w:rPr>
+          <w:rFonts w:ascii="Consolas" w:eastAsia="Consolas" w:hAnsi="Consolas" w:cs="Consolas"/>
+          <w:color w:val="000000" w:themeColor="text1"/>
+          <w:sz w:val="21"/>
+          <w:szCs w:val="21"/>
+          <w:highlight w:val="yellow"/>
+        </w:rPr>
+        <w:br/>
+      </w:r>
+      <w:r>
+        <w:rPr>
+          <w:rFonts w:ascii="Consolas" w:eastAsia="Consolas" w:hAnsi="Consolas" w:cs="Consolas"/>
+          <w:color w:val="000000" w:themeColor="text1"/>
+          <w:sz w:val="21"/>
+          <w:szCs w:val="21"/>
+          <w:highlight w:val="yellow"/>
+          <w:lang w:val="en-IN"/>
+        </w:rPr>
+        <w:t>// Weekend only</w:t>
+      </w:r>
+    </w:p>
+    <w:p>
+      <w:pPr>
+        <w:shd w:val="clear" w:color="auto" w:fill="FFFFFF" w:themeFill="background1"/>
+        <w:spacing w:after="0" w:line="285" w:lineRule="auto"/>
+        <w:rPr>
+          <w:rFonts w:ascii="Consolas" w:eastAsia="Consolas" w:hAnsi="Consolas" w:cs="Consolas"/>
+          <w:color w:val="000000" w:themeColor="text1"/>
+          <w:sz w:val="21"/>
+          <w:szCs w:val="21"/>
+          <w:highlight w:val="yellow"/>
+          <w:lang w:val="en-IN"/>
+        </w:rPr>
+      </w:pPr>
+      <w:r>
+        <w:rPr>
+          <w:rFonts w:ascii="Consolas" w:eastAsia="Consolas" w:hAnsi="Consolas" w:cs="Consolas"/>
+          <w:color w:val="000000" w:themeColor="text1"/>
+          <w:sz w:val="21"/>
+          <w:szCs w:val="21"/>
+          <w:highlight w:val="yellow"/>
+          <w:lang w:val="en-IN"/>
+        </w:rPr>
+        <w:t xml:space="preserve">get </w:t>
+      </w:r>
+      <w:proofErr w:type="spellStart"/>
+      <w:r>
+        <w:rPr>
+          <w:rFonts w:ascii="Consolas" w:eastAsia="Consolas" w:hAnsi="Consolas" w:cs="Consolas"/>
+          <w:color w:val="000000" w:themeColor="text1"/>
+          <w:sz w:val="21"/>
+          <w:szCs w:val="21"/>
+          <w:highlight w:val="yellow"/>
+          <w:lang w:val="en-IN"/>
+        </w:rPr>
+        <w:t>weekendOnlyConfig</w:t>
+      </w:r>
+      <w:proofErr w:type="spellEnd"/>
+      <w:r>
+        <w:rPr>
+          <w:rFonts w:ascii="Consolas" w:eastAsia="Consolas" w:hAnsi="Consolas" w:cs="Consolas"/>
+          <w:color w:val="000000" w:themeColor="text1"/>
+          <w:sz w:val="21"/>
+          <w:szCs w:val="21"/>
+          <w:highlight w:val="yellow"/>
+          <w:lang w:val="en-IN"/>
+        </w:rPr>
+        <w:t>() {</w:t>
+      </w:r>
+    </w:p>
+    <w:p>
+      <w:pPr>
+        <w:shd w:val="clear" w:color="auto" w:fill="FFFFFF" w:themeFill="background1"/>
+        <w:spacing w:after="0" w:line="285" w:lineRule="auto"/>
+        <w:rPr>
+          <w:rFonts w:ascii="Consolas" w:eastAsia="Consolas" w:hAnsi="Consolas" w:cs="Consolas"/>
+          <w:color w:val="000000" w:themeColor="text1"/>
+          <w:sz w:val="21"/>
+          <w:szCs w:val="21"/>
+          <w:highlight w:val="yellow"/>
+          <w:lang w:val="en-IN"/>
+        </w:rPr>
+      </w:pPr>
+      <w:r>
+        <w:rPr>
+          <w:rFonts w:ascii="Consolas" w:eastAsia="Consolas" w:hAnsi="Consolas" w:cs="Consolas"/>
+          <w:color w:val="000000" w:themeColor="text1"/>
+          <w:sz w:val="21"/>
+          <w:szCs w:val="21"/>
+          <w:highlight w:val="yellow"/>
+          <w:lang w:val="en-IN"/>
+        </w:rPr>
+        <w:t>    return {</w:t>
+      </w:r>
+    </w:p>
+    <w:p>
+      <w:pPr>
+        <w:shd w:val="clear" w:color="auto" w:fill="FFFFFF" w:themeFill="background1"/>
+        <w:spacing w:after="0" w:line="285" w:lineRule="auto"/>
+        <w:rPr>
+          <w:rFonts w:ascii="Consolas" w:eastAsia="Consolas" w:hAnsi="Consolas" w:cs="Consolas"/>
+          <w:color w:val="000000" w:themeColor="text1"/>
+          <w:sz w:val="21"/>
+          <w:szCs w:val="21"/>
+          <w:highlight w:val="yellow"/>
+          <w:lang w:val="en-IN"/>
+        </w:rPr>
+      </w:pPr>
+      <w:r>
+        <w:rPr>
+          <w:rFonts w:ascii="Consolas" w:eastAsia="Consolas" w:hAnsi="Consolas" w:cs="Consolas"/>
+          <w:color w:val="000000" w:themeColor="text1"/>
+          <w:sz w:val="21"/>
+          <w:szCs w:val="21"/>
+          <w:highlight w:val="yellow"/>
+          <w:lang w:val="en-IN"/>
+        </w:rPr>
+        <w:t xml:space="preserve">        </w:t>
+      </w:r>
+      <w:proofErr w:type="spellStart"/>
+      <w:r>
+        <w:rPr>
+          <w:rFonts w:ascii="Consolas" w:eastAsia="Consolas" w:hAnsi="Consolas" w:cs="Consolas"/>
+          <w:color w:val="000000" w:themeColor="text1"/>
+          <w:sz w:val="21"/>
+          <w:szCs w:val="21"/>
+          <w:highlight w:val="yellow"/>
+          <w:lang w:val="en-IN"/>
+        </w:rPr>
+        <w:t>minDate</w:t>
+      </w:r>
+      <w:proofErr w:type="spellEnd"/>
+      <w:r>
+        <w:rPr>
+          <w:rFonts w:ascii="Consolas" w:eastAsia="Consolas" w:hAnsi="Consolas" w:cs="Consolas"/>
+          <w:color w:val="000000" w:themeColor="text1"/>
+          <w:sz w:val="21"/>
+          <w:szCs w:val="21"/>
+          <w:highlight w:val="yellow"/>
+          <w:lang w:val="en-IN"/>
+        </w:rPr>
+        <w:t>: null,</w:t>
+      </w:r>
+    </w:p>
+    <w:p>
+      <w:pPr>
+        <w:shd w:val="clear" w:color="auto" w:fill="FFFFFF" w:themeFill="background1"/>
+        <w:spacing w:after="0" w:line="285" w:lineRule="auto"/>
+        <w:rPr>
+          <w:rFonts w:ascii="Consolas" w:eastAsia="Consolas" w:hAnsi="Consolas" w:cs="Consolas"/>
+          <w:color w:val="000000" w:themeColor="text1"/>
+          <w:sz w:val="21"/>
+          <w:szCs w:val="21"/>
+          <w:highlight w:val="yellow"/>
+          <w:lang w:val="en-IN"/>
+        </w:rPr>
+      </w:pPr>
+      <w:r>
+        <w:rPr>
+          <w:rFonts w:ascii="Consolas" w:eastAsia="Consolas" w:hAnsi="Consolas" w:cs="Consolas"/>
+          <w:color w:val="000000" w:themeColor="text1"/>
+          <w:sz w:val="21"/>
+          <w:szCs w:val="21"/>
+          <w:highlight w:val="yellow"/>
+          <w:lang w:val="en-IN"/>
+        </w:rPr>
+        <w:t xml:space="preserve">        </w:t>
+      </w:r>
+      <w:proofErr w:type="spellStart"/>
+      <w:r>
+        <w:rPr>
+          <w:rFonts w:ascii="Consolas" w:eastAsia="Consolas" w:hAnsi="Consolas" w:cs="Consolas"/>
+          <w:color w:val="000000" w:themeColor="text1"/>
+          <w:sz w:val="21"/>
+          <w:szCs w:val="21"/>
+          <w:highlight w:val="yellow"/>
+          <w:lang w:val="en-IN"/>
+        </w:rPr>
+        <w:t>daysDisabled</w:t>
+      </w:r>
+      <w:proofErr w:type="spellEnd"/>
+      <w:r>
+        <w:rPr>
+          <w:rFonts w:ascii="Consolas" w:eastAsia="Consolas" w:hAnsi="Consolas" w:cs="Consolas"/>
+          <w:color w:val="000000" w:themeColor="text1"/>
+          <w:sz w:val="21"/>
+          <w:szCs w:val="21"/>
+          <w:highlight w:val="yellow"/>
+          <w:lang w:val="en-IN"/>
+        </w:rPr>
+        <w:t>: [0, 6]</w:t>
+      </w:r>
+    </w:p>
+    <w:p>
+      <w:pPr>
+        <w:shd w:val="clear" w:color="auto" w:fill="FFFFFF" w:themeFill="background1"/>
+        <w:spacing w:after="0" w:line="285" w:lineRule="auto"/>
+        <w:rPr>
+          <w:rFonts w:ascii="Consolas" w:eastAsia="Consolas" w:hAnsi="Consolas" w:cs="Consolas"/>
+          <w:color w:val="000000" w:themeColor="text1"/>
+          <w:sz w:val="21"/>
+          <w:szCs w:val="21"/>
+          <w:highlight w:val="yellow"/>
+          <w:lang w:val="en-IN"/>
+        </w:rPr>
+      </w:pPr>
+      <w:r>
+        <w:rPr>
+          <w:rFonts w:ascii="Consolas" w:eastAsia="Consolas" w:hAnsi="Consolas" w:cs="Consolas"/>
+          <w:color w:val="000000" w:themeColor="text1"/>
+          <w:sz w:val="21"/>
+          <w:szCs w:val="21"/>
+          <w:highlight w:val="yellow"/>
+          <w:lang w:val="en-IN"/>
+        </w:rPr>
+        <w:t>    };</w:t>
+      </w:r>
+    </w:p>
+    <w:p>
+      <w:pPr>
+        <w:shd w:val="clear" w:color="auto" w:fill="FFFFFF" w:themeFill="background1"/>
+        <w:spacing w:after="0" w:line="285" w:lineRule="auto"/>
+        <w:rPr>
+          <w:rFonts w:ascii="Consolas" w:eastAsia="Consolas" w:hAnsi="Consolas" w:cs="Consolas"/>
+          <w:color w:val="000000" w:themeColor="text1"/>
+          <w:sz w:val="21"/>
+          <w:szCs w:val="21"/>
+          <w:highlight w:val="yellow"/>
+          <w:lang w:val="en-IN"/>
+        </w:rPr>
+      </w:pPr>
+      <w:r>
+        <w:rPr>
+          <w:rFonts w:ascii="Consolas" w:eastAsia="Consolas" w:hAnsi="Consolas" w:cs="Consolas"/>
+          <w:color w:val="000000" w:themeColor="text1"/>
+          <w:sz w:val="21"/>
+          <w:szCs w:val="21"/>
+          <w:highlight w:val="yellow"/>
+          <w:lang w:val="en-IN"/>
+        </w:rPr>
+        <w:t>}</w:t>
+      </w:r>
+    </w:p>
+    <w:p>
+      <w:pPr>
+        <w:shd w:val="clear" w:color="auto" w:fill="FFFFFF" w:themeFill="background1"/>
+        <w:spacing w:after="0" w:line="285" w:lineRule="auto"/>
+        <w:rPr>
+          <w:rFonts w:ascii="Consolas" w:eastAsia="Consolas" w:hAnsi="Consolas" w:cs="Consolas"/>
+          <w:color w:val="000000" w:themeColor="text1"/>
+          <w:sz w:val="21"/>
+          <w:szCs w:val="21"/>
+          <w:highlight w:val="yellow"/>
+          <w:lang w:val="en-IN"/>
+        </w:rPr>
+      </w:pPr>
+    </w:p>
+    <w:p>
+      <w:pPr>
+        <w:shd w:val="clear" w:color="auto" w:fill="FFFFFF" w:themeFill="background1"/>
+        <w:spacing w:after="0" w:line="285" w:lineRule="auto"/>
+        <w:rPr>
+          <w:rFonts w:ascii="Consolas" w:eastAsia="Consolas" w:hAnsi="Consolas" w:cs="Consolas"/>
+          <w:color w:val="000000" w:themeColor="text1"/>
+          <w:sz w:val="21"/>
+          <w:szCs w:val="21"/>
+          <w:highlight w:val="yellow"/>
+          <w:lang w:val="en-IN"/>
+        </w:rPr>
+      </w:pPr>
+      <w:r>
+        <w:rPr>
+          <w:rFonts w:ascii="Consolas" w:eastAsia="Consolas" w:hAnsi="Consolas" w:cs="Consolas"/>
+          <w:color w:val="000000" w:themeColor="text1"/>
+          <w:sz w:val="21"/>
+          <w:szCs w:val="21"/>
+          <w:highlight w:val="yellow"/>
+          <w:lang w:val="en-IN"/>
+        </w:rPr>
+        <w:t>// Past + weekend</w:t>
+      </w:r>
+    </w:p>
+    <w:p>
+      <w:pPr>
+        <w:shd w:val="clear" w:color="auto" w:fill="FFFFFF" w:themeFill="background1"/>
+        <w:spacing w:after="0" w:line="285" w:lineRule="auto"/>
+        <w:rPr>
+          <w:rFonts w:ascii="Consolas" w:eastAsia="Consolas" w:hAnsi="Consolas" w:cs="Consolas"/>
+          <w:color w:val="000000" w:themeColor="text1"/>
+          <w:sz w:val="21"/>
+          <w:szCs w:val="21"/>
+          <w:highlight w:val="yellow"/>
+          <w:lang w:val="en-IN"/>
+        </w:rPr>
+      </w:pPr>
+      <w:r>
+        <w:rPr>
+          <w:rFonts w:ascii="Consolas" w:eastAsia="Consolas" w:hAnsi="Consolas" w:cs="Consolas"/>
+          <w:color w:val="000000" w:themeColor="text1"/>
+          <w:sz w:val="21"/>
+          <w:szCs w:val="21"/>
+          <w:highlight w:val="yellow"/>
+          <w:lang w:val="en-IN"/>
+        </w:rPr>
+        <w:t xml:space="preserve">get </w:t>
+      </w:r>
+      <w:proofErr w:type="spellStart"/>
+      <w:r>
+        <w:rPr>
+          <w:rFonts w:ascii="Consolas" w:eastAsia="Consolas" w:hAnsi="Consolas" w:cs="Consolas"/>
+          <w:color w:val="000000" w:themeColor="text1"/>
+          <w:sz w:val="21"/>
+          <w:szCs w:val="21"/>
+          <w:highlight w:val="yellow"/>
+          <w:lang w:val="en-IN"/>
+        </w:rPr>
+        <w:t>defaultConfig</w:t>
+      </w:r>
+      <w:proofErr w:type="spellEnd"/>
+      <w:r>
+        <w:rPr>
+          <w:rFonts w:ascii="Consolas" w:eastAsia="Consolas" w:hAnsi="Consolas" w:cs="Consolas"/>
+          <w:color w:val="000000" w:themeColor="text1"/>
+          <w:sz w:val="21"/>
+          <w:szCs w:val="21"/>
+          <w:highlight w:val="yellow"/>
+          <w:lang w:val="en-IN"/>
+        </w:rPr>
+        <w:t>() {</w:t>
+      </w:r>
+    </w:p>
+    <w:p>
+      <w:pPr>
+        <w:shd w:val="clear" w:color="auto" w:fill="FFFFFF" w:themeFill="background1"/>
+        <w:spacing w:after="0" w:line="285" w:lineRule="auto"/>
+        <w:rPr>
+          <w:rFonts w:ascii="Consolas" w:eastAsia="Consolas" w:hAnsi="Consolas" w:cs="Consolas"/>
+          <w:color w:val="000000" w:themeColor="text1"/>
+          <w:sz w:val="21"/>
+          <w:szCs w:val="21"/>
+          <w:highlight w:val="yellow"/>
+          <w:lang w:val="en-IN"/>
+        </w:rPr>
+      </w:pPr>
+      <w:r>
+        <w:rPr>
+          <w:rFonts w:ascii="Consolas" w:eastAsia="Consolas" w:hAnsi="Consolas" w:cs="Consolas"/>
+          <w:color w:val="000000" w:themeColor="text1"/>
+          <w:sz w:val="21"/>
+          <w:szCs w:val="21"/>
+          <w:highlight w:val="yellow"/>
+          <w:lang w:val="en-IN"/>
+        </w:rPr>
+        <w:t xml:space="preserve">    </w:t>
+      </w:r>
+      <w:proofErr w:type="spellStart"/>
+      <w:r>
+        <w:rPr>
+          <w:rFonts w:ascii="Consolas" w:eastAsia="Consolas" w:hAnsi="Consolas" w:cs="Consolas"/>
+          <w:color w:val="000000" w:themeColor="text1"/>
+          <w:sz w:val="21"/>
+          <w:szCs w:val="21"/>
+          <w:highlight w:val="yellow"/>
+          <w:lang w:val="en-IN"/>
+        </w:rPr>
+        <w:t>const</w:t>
+      </w:r>
+      <w:proofErr w:type="spellEnd"/>
+      <w:r>
+        <w:rPr>
+          <w:rFonts w:ascii="Consolas" w:eastAsia="Consolas" w:hAnsi="Consolas" w:cs="Consolas"/>
+          <w:color w:val="000000" w:themeColor="text1"/>
+          <w:sz w:val="21"/>
+          <w:szCs w:val="21"/>
+          <w:highlight w:val="yellow"/>
+          <w:lang w:val="en-IN"/>
+        </w:rPr>
+        <w:t xml:space="preserve"> today = new Date();</w:t>
+      </w:r>
+    </w:p>
+    <w:p>
+      <w:pPr>
+        <w:shd w:val="clear" w:color="auto" w:fill="FFFFFF" w:themeFill="background1"/>
+        <w:spacing w:after="0" w:line="285" w:lineRule="auto"/>
+        <w:rPr>
+          <w:rFonts w:ascii="Consolas" w:eastAsia="Consolas" w:hAnsi="Consolas" w:cs="Consolas"/>
+          <w:color w:val="000000" w:themeColor="text1"/>
+          <w:sz w:val="21"/>
+          <w:szCs w:val="21"/>
+          <w:highlight w:val="yellow"/>
+          <w:lang w:val="en-IN"/>
+        </w:rPr>
+      </w:pPr>
+      <w:r>
+        <w:rPr>
+          <w:rFonts w:ascii="Consolas" w:eastAsia="Consolas" w:hAnsi="Consolas" w:cs="Consolas"/>
+          <w:color w:val="000000" w:themeColor="text1"/>
+          <w:sz w:val="21"/>
+          <w:szCs w:val="21"/>
+          <w:highlight w:val="yellow"/>
+          <w:lang w:val="en-IN"/>
+        </w:rPr>
+        <w:t xml:space="preserve">    </w:t>
+      </w:r>
+      <w:proofErr w:type="spellStart"/>
+      <w:r>
+        <w:rPr>
+          <w:rFonts w:ascii="Consolas" w:eastAsia="Consolas" w:hAnsi="Consolas" w:cs="Consolas"/>
+          <w:color w:val="000000" w:themeColor="text1"/>
+          <w:sz w:val="21"/>
+          <w:szCs w:val="21"/>
+          <w:highlight w:val="yellow"/>
+          <w:lang w:val="en-IN"/>
+        </w:rPr>
+        <w:t>today.setHours</w:t>
+      </w:r>
+      <w:proofErr w:type="spellEnd"/>
+      <w:r>
+        <w:rPr>
+          <w:rFonts w:ascii="Consolas" w:eastAsia="Consolas" w:hAnsi="Consolas" w:cs="Consolas"/>
+          <w:color w:val="000000" w:themeColor="text1"/>
+          <w:sz w:val="21"/>
+          <w:szCs w:val="21"/>
+          <w:highlight w:val="yellow"/>
+          <w:lang w:val="en-IN"/>
+        </w:rPr>
+        <w:t>(0, 0, 0, 0);</w:t>
+      </w:r>
+    </w:p>
+    <w:p>
+      <w:pPr>
+        <w:shd w:val="clear" w:color="auto" w:fill="FFFFFF" w:themeFill="background1"/>
+        <w:spacing w:after="0" w:line="285" w:lineRule="auto"/>
+        <w:rPr>
+          <w:rFonts w:ascii="Consolas" w:eastAsia="Consolas" w:hAnsi="Consolas" w:cs="Consolas"/>
+          <w:color w:val="000000" w:themeColor="text1"/>
+          <w:sz w:val="21"/>
+          <w:szCs w:val="21"/>
+          <w:highlight w:val="yellow"/>
+          <w:lang w:val="en-IN"/>
+        </w:rPr>
+      </w:pPr>
+    </w:p>
+    <w:p>
+      <w:pPr>
+        <w:shd w:val="clear" w:color="auto" w:fill="FFFFFF" w:themeFill="background1"/>
+        <w:spacing w:after="0" w:line="285" w:lineRule="auto"/>
+        <w:rPr>
+          <w:rFonts w:ascii="Consolas" w:eastAsia="Consolas" w:hAnsi="Consolas" w:cs="Consolas"/>
+          <w:color w:val="000000" w:themeColor="text1"/>
+          <w:sz w:val="21"/>
+          <w:szCs w:val="21"/>
+          <w:highlight w:val="yellow"/>
+          <w:lang w:val="en-IN"/>
+        </w:rPr>
+      </w:pPr>
+      <w:r>
+        <w:rPr>
+          <w:rFonts w:ascii="Consolas" w:eastAsia="Consolas" w:hAnsi="Consolas" w:cs="Consolas"/>
+          <w:color w:val="000000" w:themeColor="text1"/>
+          <w:sz w:val="21"/>
+          <w:szCs w:val="21"/>
+          <w:highlight w:val="yellow"/>
+          <w:lang w:val="en-IN"/>
+        </w:rPr>
+        <w:t>    return {</w:t>
+      </w:r>
+    </w:p>
+    <w:p>
+      <w:pPr>
+        <w:shd w:val="clear" w:color="auto" w:fill="FFFFFF" w:themeFill="background1"/>
+        <w:spacing w:after="0" w:line="285" w:lineRule="auto"/>
+        <w:rPr>
+          <w:rFonts w:ascii="Consolas" w:eastAsia="Consolas" w:hAnsi="Consolas" w:cs="Consolas"/>
+          <w:color w:val="000000" w:themeColor="text1"/>
+          <w:sz w:val="21"/>
+          <w:szCs w:val="21"/>
+          <w:highlight w:val="yellow"/>
+          <w:lang w:val="en-IN"/>
+        </w:rPr>
+      </w:pPr>
+      <w:r>
+        <w:rPr>
+          <w:rFonts w:ascii="Consolas" w:eastAsia="Consolas" w:hAnsi="Consolas" w:cs="Consolas"/>
+          <w:color w:val="000000" w:themeColor="text1"/>
+          <w:sz w:val="21"/>
+          <w:szCs w:val="21"/>
+          <w:highlight w:val="yellow"/>
+          <w:lang w:val="en-IN"/>
+        </w:rPr>
+        <w:t xml:space="preserve">        </w:t>
+      </w:r>
+      <w:proofErr w:type="spellStart"/>
+      <w:r>
+        <w:rPr>
+          <w:rFonts w:ascii="Consolas" w:eastAsia="Consolas" w:hAnsi="Consolas" w:cs="Consolas"/>
+          <w:color w:val="000000" w:themeColor="text1"/>
+          <w:sz w:val="21"/>
+          <w:szCs w:val="21"/>
+          <w:highlight w:val="yellow"/>
+          <w:lang w:val="en-IN"/>
+        </w:rPr>
+        <w:t>minDate</w:t>
+      </w:r>
+      <w:proofErr w:type="spellEnd"/>
+      <w:r>
+        <w:rPr>
+          <w:rFonts w:ascii="Consolas" w:eastAsia="Consolas" w:hAnsi="Consolas" w:cs="Consolas"/>
+          <w:color w:val="000000" w:themeColor="text1"/>
+          <w:sz w:val="21"/>
+          <w:szCs w:val="21"/>
+          <w:highlight w:val="yellow"/>
+          <w:lang w:val="en-IN"/>
+        </w:rPr>
+        <w:t>: new Date(today),</w:t>
+      </w:r>
+    </w:p>
+    <w:p>
+      <w:pPr>
+        <w:shd w:val="clear" w:color="auto" w:fill="FFFFFF" w:themeFill="background1"/>
+        <w:spacing w:after="0" w:line="285" w:lineRule="auto"/>
+        <w:rPr>
+          <w:rFonts w:ascii="Consolas" w:eastAsia="Consolas" w:hAnsi="Consolas" w:cs="Consolas"/>
+          <w:color w:val="000000" w:themeColor="text1"/>
+          <w:sz w:val="21"/>
+          <w:szCs w:val="21"/>
+          <w:highlight w:val="yellow"/>
+          <w:lang w:val="en-IN"/>
+        </w:rPr>
+      </w:pPr>
+      <w:r>
+        <w:rPr>
+          <w:rFonts w:ascii="Consolas" w:eastAsia="Consolas" w:hAnsi="Consolas" w:cs="Consolas"/>
+          <w:color w:val="000000" w:themeColor="text1"/>
+          <w:sz w:val="21"/>
+          <w:szCs w:val="21"/>
+          <w:highlight w:val="yellow"/>
+          <w:lang w:val="en-IN"/>
+        </w:rPr>
+        <w:t xml:space="preserve">        </w:t>
+      </w:r>
+      <w:proofErr w:type="spellStart"/>
+      <w:r>
+        <w:rPr>
+          <w:rFonts w:ascii="Consolas" w:eastAsia="Consolas" w:hAnsi="Consolas" w:cs="Consolas"/>
+          <w:color w:val="000000" w:themeColor="text1"/>
+          <w:sz w:val="21"/>
+          <w:szCs w:val="21"/>
+          <w:highlight w:val="yellow"/>
+          <w:lang w:val="en-IN"/>
+        </w:rPr>
+        <w:t>daysDisabled</w:t>
+      </w:r>
+      <w:proofErr w:type="spellEnd"/>
+      <w:r>
+        <w:rPr>
+          <w:rFonts w:ascii="Consolas" w:eastAsia="Consolas" w:hAnsi="Consolas" w:cs="Consolas"/>
+          <w:color w:val="000000" w:themeColor="text1"/>
+          <w:sz w:val="21"/>
+          <w:szCs w:val="21"/>
+          <w:highlight w:val="yellow"/>
+          <w:lang w:val="en-IN"/>
+        </w:rPr>
+        <w:t>: [0, 6]</w:t>
+      </w:r>
+    </w:p>
+    <w:p>
+      <w:pPr>
+        <w:shd w:val="clear" w:color="auto" w:fill="FFFFFF" w:themeFill="background1"/>
+        <w:spacing w:after="0" w:line="285" w:lineRule="auto"/>
+        <w:rPr>
+          <w:rFonts w:ascii="Consolas" w:eastAsia="Consolas" w:hAnsi="Consolas" w:cs="Consolas"/>
+          <w:color w:val="000000" w:themeColor="text1"/>
+          <w:sz w:val="21"/>
+          <w:szCs w:val="21"/>
+          <w:highlight w:val="yellow"/>
+          <w:lang w:val="en-IN"/>
+        </w:rPr>
+      </w:pPr>
+      <w:r>
+        <w:rPr>
+          <w:rFonts w:ascii="Consolas" w:eastAsia="Consolas" w:hAnsi="Consolas" w:cs="Consolas"/>
+          <w:color w:val="000000" w:themeColor="text1"/>
+          <w:sz w:val="21"/>
+          <w:szCs w:val="21"/>
+          <w:highlight w:val="yellow"/>
+          <w:lang w:val="en-IN"/>
+        </w:rPr>
+        <w:t>    };</w:t>
+      </w:r>
+    </w:p>
+    <w:p>
+      <w:pPr>
+        <w:shd w:val="clear" w:color="auto" w:fill="FFFFFF" w:themeFill="background1"/>
+        <w:spacing w:after="0" w:line="285" w:lineRule="auto"/>
+        <w:rPr>
+          <w:rFonts w:ascii="Consolas" w:eastAsia="Consolas" w:hAnsi="Consolas" w:cs="Consolas"/>
+          <w:color w:val="000000" w:themeColor="text1"/>
+          <w:sz w:val="21"/>
+          <w:szCs w:val="21"/>
+          <w:highlight w:val="yellow"/>
+          <w:lang w:val="en-IN"/>
+        </w:rPr>
+      </w:pPr>
+      <w:r>
+        <w:rPr>
+          <w:rFonts w:ascii="Consolas" w:eastAsia="Consolas" w:hAnsi="Consolas" w:cs="Consolas"/>
+          <w:color w:val="000000" w:themeColor="text1"/>
+          <w:sz w:val="21"/>
+          <w:szCs w:val="21"/>
+          <w:highlight w:val="yellow"/>
+          <w:lang w:val="en-IN"/>
+        </w:rPr>
+        <w:t>}</w:t>
+      </w:r>
+    </w:p>
+    <w:p>
+      <w:pPr>
+        <w:shd w:val="clear" w:color="auto" w:fill="FFFFFF" w:themeFill="background1"/>
+        <w:spacing w:after="0" w:line="285" w:lineRule="auto"/>
+        <w:rPr>
+          <w:rFonts w:ascii="Consolas" w:eastAsia="Consolas" w:hAnsi="Consolas" w:cs="Consolas"/>
+          <w:color w:val="000000" w:themeColor="text1"/>
+          <w:sz w:val="21"/>
+          <w:szCs w:val="21"/>
+          <w:highlight w:val="yellow"/>
+          <w:lang w:val="en-IN"/>
+        </w:rPr>
+      </w:pPr>
+    </w:p>
+    <w:p>
+      <w:pPr>
+        <w:shd w:val="clear" w:color="auto" w:fill="FFFFFF" w:themeFill="background1"/>
+        <w:spacing w:after="0" w:line="285" w:lineRule="auto"/>
+        <w:rPr>
+          <w:rFonts w:ascii="Consolas" w:eastAsia="Consolas" w:hAnsi="Consolas" w:cs="Consolas"/>
+          <w:color w:val="000000" w:themeColor="text1"/>
+          <w:sz w:val="21"/>
+          <w:szCs w:val="21"/>
+          <w:highlight w:val="yellow"/>
+          <w:lang w:val="en-IN"/>
+        </w:rPr>
+      </w:pPr>
+      <w:r>
+        <w:rPr>
+          <w:rFonts w:ascii="Consolas" w:eastAsia="Consolas" w:hAnsi="Consolas" w:cs="Consolas"/>
+          <w:color w:val="000000" w:themeColor="text1"/>
+          <w:sz w:val="21"/>
+          <w:szCs w:val="21"/>
+          <w:highlight w:val="yellow"/>
+          <w:lang w:val="en-IN"/>
+        </w:rPr>
+        <w:t>//  VIP → past + today</w:t>
+      </w:r>
+    </w:p>
+    <w:p>
+      <w:pPr>
+        <w:shd w:val="clear" w:color="auto" w:fill="FFFFFF" w:themeFill="background1"/>
+        <w:spacing w:after="0" w:line="285" w:lineRule="auto"/>
+        <w:rPr>
+          <w:rFonts w:ascii="Consolas" w:eastAsia="Consolas" w:hAnsi="Consolas" w:cs="Consolas"/>
+          <w:color w:val="000000" w:themeColor="text1"/>
+          <w:sz w:val="21"/>
+          <w:szCs w:val="21"/>
+          <w:highlight w:val="yellow"/>
+          <w:lang w:val="en-IN"/>
+        </w:rPr>
+      </w:pPr>
+      <w:r>
+        <w:rPr>
+          <w:rFonts w:ascii="Consolas" w:eastAsia="Consolas" w:hAnsi="Consolas" w:cs="Consolas"/>
+          <w:color w:val="000000" w:themeColor="text1"/>
+          <w:sz w:val="21"/>
+          <w:szCs w:val="21"/>
+          <w:highlight w:val="yellow"/>
+          <w:lang w:val="en-IN"/>
+        </w:rPr>
+        <w:t xml:space="preserve">get </w:t>
+      </w:r>
+      <w:proofErr w:type="spellStart"/>
+      <w:r>
+        <w:rPr>
+          <w:rFonts w:ascii="Consolas" w:eastAsia="Consolas" w:hAnsi="Consolas" w:cs="Consolas"/>
+          <w:color w:val="000000" w:themeColor="text1"/>
+          <w:sz w:val="21"/>
+          <w:szCs w:val="21"/>
+          <w:highlight w:val="yellow"/>
+          <w:lang w:val="en-IN"/>
+        </w:rPr>
+        <w:t>vipConfig</w:t>
+      </w:r>
+      <w:proofErr w:type="spellEnd"/>
+      <w:r>
+        <w:rPr>
+          <w:rFonts w:ascii="Consolas" w:eastAsia="Consolas" w:hAnsi="Consolas" w:cs="Consolas"/>
+          <w:color w:val="000000" w:themeColor="text1"/>
+          <w:sz w:val="21"/>
+          <w:szCs w:val="21"/>
+          <w:highlight w:val="yellow"/>
+          <w:lang w:val="en-IN"/>
+        </w:rPr>
+        <w:t>() {</w:t>
+      </w:r>
+    </w:p>
+    <w:p>
+      <w:pPr>
+        <w:shd w:val="clear" w:color="auto" w:fill="FFFFFF" w:themeFill="background1"/>
+        <w:spacing w:after="0" w:line="285" w:lineRule="auto"/>
+        <w:rPr>
+          <w:rFonts w:ascii="Consolas" w:eastAsia="Consolas" w:hAnsi="Consolas" w:cs="Consolas"/>
+          <w:color w:val="000000" w:themeColor="text1"/>
+          <w:sz w:val="21"/>
+          <w:szCs w:val="21"/>
+          <w:highlight w:val="yellow"/>
+          <w:lang w:val="en-IN"/>
+        </w:rPr>
+      </w:pPr>
+      <w:r>
+        <w:rPr>
+          <w:rFonts w:ascii="Consolas" w:eastAsia="Consolas" w:hAnsi="Consolas" w:cs="Consolas"/>
+          <w:color w:val="000000" w:themeColor="text1"/>
+          <w:sz w:val="21"/>
+          <w:szCs w:val="21"/>
+          <w:highlight w:val="yellow"/>
+          <w:lang w:val="en-IN"/>
+        </w:rPr>
+        <w:t xml:space="preserve">    </w:t>
+      </w:r>
+      <w:proofErr w:type="spellStart"/>
+      <w:r>
+        <w:rPr>
+          <w:rFonts w:ascii="Consolas" w:eastAsia="Consolas" w:hAnsi="Consolas" w:cs="Consolas"/>
+          <w:color w:val="000000" w:themeColor="text1"/>
+          <w:sz w:val="21"/>
+          <w:szCs w:val="21"/>
+          <w:highlight w:val="yellow"/>
+          <w:lang w:val="en-IN"/>
+        </w:rPr>
+        <w:t>const</w:t>
+      </w:r>
+      <w:proofErr w:type="spellEnd"/>
+      <w:r>
+        <w:rPr>
+          <w:rFonts w:ascii="Consolas" w:eastAsia="Consolas" w:hAnsi="Consolas" w:cs="Consolas"/>
+          <w:color w:val="000000" w:themeColor="text1"/>
+          <w:sz w:val="21"/>
+          <w:szCs w:val="21"/>
+          <w:highlight w:val="yellow"/>
+          <w:lang w:val="en-IN"/>
+        </w:rPr>
+        <w:t xml:space="preserve"> today = new Date();</w:t>
+      </w:r>
+    </w:p>
+    <w:p>
+      <w:pPr>
+        <w:shd w:val="clear" w:color="auto" w:fill="FFFFFF" w:themeFill="background1"/>
+        <w:spacing w:after="0" w:line="285" w:lineRule="auto"/>
+        <w:rPr>
+          <w:rFonts w:ascii="Consolas" w:eastAsia="Consolas" w:hAnsi="Consolas" w:cs="Consolas"/>
+          <w:color w:val="000000" w:themeColor="text1"/>
+          <w:sz w:val="21"/>
+          <w:szCs w:val="21"/>
+          <w:highlight w:val="yellow"/>
+          <w:lang w:val="en-IN"/>
+        </w:rPr>
+      </w:pPr>
+      <w:r>
+        <w:rPr>
+          <w:rFonts w:ascii="Consolas" w:eastAsia="Consolas" w:hAnsi="Consolas" w:cs="Consolas"/>
+          <w:color w:val="000000" w:themeColor="text1"/>
+          <w:sz w:val="21"/>
+          <w:szCs w:val="21"/>
+          <w:highlight w:val="yellow"/>
+          <w:lang w:val="en-IN"/>
+        </w:rPr>
+        <w:t xml:space="preserve">    </w:t>
+      </w:r>
+      <w:proofErr w:type="spellStart"/>
+      <w:r>
+        <w:rPr>
+          <w:rFonts w:ascii="Consolas" w:eastAsia="Consolas" w:hAnsi="Consolas" w:cs="Consolas"/>
+          <w:color w:val="000000" w:themeColor="text1"/>
+          <w:sz w:val="21"/>
+          <w:szCs w:val="21"/>
+          <w:highlight w:val="yellow"/>
+          <w:lang w:val="en-IN"/>
+        </w:rPr>
+        <w:t>today.setHours</w:t>
+      </w:r>
+      <w:proofErr w:type="spellEnd"/>
+      <w:r>
+        <w:rPr>
+          <w:rFonts w:ascii="Consolas" w:eastAsia="Consolas" w:hAnsi="Consolas" w:cs="Consolas"/>
+          <w:color w:val="000000" w:themeColor="text1"/>
+          <w:sz w:val="21"/>
+          <w:szCs w:val="21"/>
+          <w:highlight w:val="yellow"/>
+          <w:lang w:val="en-IN"/>
+        </w:rPr>
+        <w:t>(0, 0, 0, 0);</w:t>
+      </w:r>
+    </w:p>
+    <w:p>
+      <w:pPr>
+        <w:shd w:val="clear" w:color="auto" w:fill="FFFFFF" w:themeFill="background1"/>
+        <w:spacing w:after="0" w:line="285" w:lineRule="auto"/>
+        <w:rPr>
+          <w:rFonts w:ascii="Consolas" w:eastAsia="Consolas" w:hAnsi="Consolas" w:cs="Consolas"/>
+          <w:color w:val="000000" w:themeColor="text1"/>
+          <w:sz w:val="21"/>
+          <w:szCs w:val="21"/>
+          <w:highlight w:val="yellow"/>
+          <w:lang w:val="en-IN"/>
+        </w:rPr>
+      </w:pPr>
+    </w:p>
+    <w:p>
+      <w:pPr>
+        <w:shd w:val="clear" w:color="auto" w:fill="FFFFFF" w:themeFill="background1"/>
+        <w:spacing w:after="0" w:line="285" w:lineRule="auto"/>
+        <w:rPr>
+          <w:rFonts w:ascii="Consolas" w:eastAsia="Consolas" w:hAnsi="Consolas" w:cs="Consolas"/>
+          <w:color w:val="000000" w:themeColor="text1"/>
+          <w:sz w:val="21"/>
+          <w:szCs w:val="21"/>
+          <w:highlight w:val="yellow"/>
+          <w:lang w:val="en-IN"/>
+        </w:rPr>
+      </w:pPr>
+      <w:r>
+        <w:rPr>
+          <w:rFonts w:ascii="Consolas" w:eastAsia="Consolas" w:hAnsi="Consolas" w:cs="Consolas"/>
+          <w:color w:val="000000" w:themeColor="text1"/>
+          <w:sz w:val="21"/>
+          <w:szCs w:val="21"/>
+          <w:highlight w:val="yellow"/>
+          <w:lang w:val="en-IN"/>
+        </w:rPr>
+        <w:t xml:space="preserve">    </w:t>
+      </w:r>
+      <w:proofErr w:type="spellStart"/>
+      <w:r>
+        <w:rPr>
+          <w:rFonts w:ascii="Consolas" w:eastAsia="Consolas" w:hAnsi="Consolas" w:cs="Consolas"/>
+          <w:color w:val="000000" w:themeColor="text1"/>
+          <w:sz w:val="21"/>
+          <w:szCs w:val="21"/>
+          <w:highlight w:val="yellow"/>
+          <w:lang w:val="en-IN"/>
+        </w:rPr>
+        <w:t>const</w:t>
+      </w:r>
+      <w:proofErr w:type="spellEnd"/>
+      <w:r>
+        <w:rPr>
+          <w:rFonts w:ascii="Consolas" w:eastAsia="Consolas" w:hAnsi="Consolas" w:cs="Consolas"/>
+          <w:color w:val="000000" w:themeColor="text1"/>
+          <w:sz w:val="21"/>
+          <w:szCs w:val="21"/>
+          <w:highlight w:val="yellow"/>
+          <w:lang w:val="en-IN"/>
+        </w:rPr>
+        <w:t xml:space="preserve"> </w:t>
+      </w:r>
+      <w:proofErr w:type="spellStart"/>
+      <w:r>
+        <w:rPr>
+          <w:rFonts w:ascii="Consolas" w:eastAsia="Consolas" w:hAnsi="Consolas" w:cs="Consolas"/>
+          <w:color w:val="000000" w:themeColor="text1"/>
+          <w:sz w:val="21"/>
+          <w:szCs w:val="21"/>
+          <w:highlight w:val="yellow"/>
+          <w:lang w:val="en-IN"/>
+        </w:rPr>
+        <w:t>minDate</w:t>
+      </w:r>
+      <w:proofErr w:type="spellEnd"/>
+      <w:r>
+        <w:rPr>
+          <w:rFonts w:ascii="Consolas" w:eastAsia="Consolas" w:hAnsi="Consolas" w:cs="Consolas"/>
+          <w:color w:val="000000" w:themeColor="text1"/>
+          <w:sz w:val="21"/>
+          <w:szCs w:val="21"/>
+          <w:highlight w:val="yellow"/>
+          <w:lang w:val="en-IN"/>
+        </w:rPr>
+        <w:t xml:space="preserve"> = new Date(today);</w:t>
+      </w:r>
+    </w:p>
+    <w:p>
+      <w:pPr>
+        <w:shd w:val="clear" w:color="auto" w:fill="FFFFFF" w:themeFill="background1"/>
+        <w:spacing w:after="0" w:line="285" w:lineRule="auto"/>
+        <w:rPr>
+          <w:rFonts w:ascii="Consolas" w:eastAsia="Consolas" w:hAnsi="Consolas" w:cs="Consolas"/>
+          <w:color w:val="000000" w:themeColor="text1"/>
+          <w:sz w:val="21"/>
+          <w:szCs w:val="21"/>
+          <w:highlight w:val="yellow"/>
+          <w:lang w:val="en-IN"/>
+        </w:rPr>
+      </w:pPr>
+      <w:r>
+        <w:rPr>
+          <w:rFonts w:ascii="Consolas" w:eastAsia="Consolas" w:hAnsi="Consolas" w:cs="Consolas"/>
+          <w:color w:val="000000" w:themeColor="text1"/>
+          <w:sz w:val="21"/>
+          <w:szCs w:val="21"/>
+          <w:highlight w:val="yellow"/>
+          <w:lang w:val="en-IN"/>
+        </w:rPr>
+        <w:t xml:space="preserve">    </w:t>
+      </w:r>
+      <w:proofErr w:type="spellStart"/>
+      <w:r>
+        <w:rPr>
+          <w:rFonts w:ascii="Consolas" w:eastAsia="Consolas" w:hAnsi="Consolas" w:cs="Consolas"/>
+          <w:color w:val="000000" w:themeColor="text1"/>
+          <w:sz w:val="21"/>
+          <w:szCs w:val="21"/>
+          <w:highlight w:val="yellow"/>
+          <w:lang w:val="en-IN"/>
+        </w:rPr>
+        <w:t>minDate.setDate</w:t>
+      </w:r>
+      <w:proofErr w:type="spellEnd"/>
+      <w:r>
+        <w:rPr>
+          <w:rFonts w:ascii="Consolas" w:eastAsia="Consolas" w:hAnsi="Consolas" w:cs="Consolas"/>
+          <w:color w:val="000000" w:themeColor="text1"/>
+          <w:sz w:val="21"/>
+          <w:szCs w:val="21"/>
+          <w:highlight w:val="yellow"/>
+          <w:lang w:val="en-IN"/>
+        </w:rPr>
+        <w:t>(</w:t>
+      </w:r>
+      <w:proofErr w:type="spellStart"/>
+      <w:r>
+        <w:rPr>
+          <w:rFonts w:ascii="Consolas" w:eastAsia="Consolas" w:hAnsi="Consolas" w:cs="Consolas"/>
+          <w:color w:val="000000" w:themeColor="text1"/>
+          <w:sz w:val="21"/>
+          <w:szCs w:val="21"/>
+          <w:highlight w:val="yellow"/>
+          <w:lang w:val="en-IN"/>
+        </w:rPr>
+        <w:t>minDate.getDate</w:t>
+      </w:r>
+      <w:proofErr w:type="spellEnd"/>
+      <w:r>
+        <w:rPr>
+          <w:rFonts w:ascii="Consolas" w:eastAsia="Consolas" w:hAnsi="Consolas" w:cs="Consolas"/>
+          <w:color w:val="000000" w:themeColor="text1"/>
+          <w:sz w:val="21"/>
+          <w:szCs w:val="21"/>
+          <w:highlight w:val="yellow"/>
+          <w:lang w:val="en-IN"/>
+        </w:rPr>
+        <w:t>() + 1);</w:t>
+      </w:r>
+    </w:p>
+    <w:p>
+      <w:pPr>
+        <w:shd w:val="clear" w:color="auto" w:fill="FFFFFF" w:themeFill="background1"/>
+        <w:spacing w:after="0" w:line="285" w:lineRule="auto"/>
+        <w:rPr>
+          <w:rFonts w:ascii="Consolas" w:eastAsia="Consolas" w:hAnsi="Consolas" w:cs="Consolas"/>
+          <w:color w:val="000000" w:themeColor="text1"/>
+          <w:sz w:val="21"/>
+          <w:szCs w:val="21"/>
+          <w:highlight w:val="yellow"/>
+          <w:lang w:val="en-IN"/>
+        </w:rPr>
+      </w:pPr>
+    </w:p>
+    <w:p>
+      <w:pPr>
+        <w:shd w:val="clear" w:color="auto" w:fill="FFFFFF" w:themeFill="background1"/>
+        <w:spacing w:after="0" w:line="285" w:lineRule="auto"/>
+        <w:rPr>
+          <w:rFonts w:ascii="Consolas" w:eastAsia="Consolas" w:hAnsi="Consolas" w:cs="Consolas"/>
+          <w:color w:val="000000" w:themeColor="text1"/>
+          <w:sz w:val="21"/>
+          <w:szCs w:val="21"/>
+          <w:highlight w:val="yellow"/>
+          <w:lang w:val="en-IN"/>
+        </w:rPr>
+      </w:pPr>
+      <w:r>
+        <w:rPr>
+          <w:rFonts w:ascii="Consolas" w:eastAsia="Consolas" w:hAnsi="Consolas" w:cs="Consolas"/>
+          <w:color w:val="000000" w:themeColor="text1"/>
+          <w:sz w:val="21"/>
+          <w:szCs w:val="21"/>
+          <w:highlight w:val="yellow"/>
+          <w:lang w:val="en-IN"/>
+        </w:rPr>
+        <w:t>    return {</w:t>
+      </w:r>
+    </w:p>
+    <w:p>
+      <w:pPr>
+        <w:shd w:val="clear" w:color="auto" w:fill="FFFFFF" w:themeFill="background1"/>
+        <w:spacing w:after="0" w:line="285" w:lineRule="auto"/>
+        <w:rPr>
+          <w:rFonts w:ascii="Consolas" w:eastAsia="Consolas" w:hAnsi="Consolas" w:cs="Consolas"/>
+          <w:color w:val="000000" w:themeColor="text1"/>
+          <w:sz w:val="21"/>
+          <w:szCs w:val="21"/>
+          <w:highlight w:val="yellow"/>
+          <w:lang w:val="en-IN"/>
+        </w:rPr>
+      </w:pPr>
+      <w:r>
+        <w:rPr>
+          <w:rFonts w:ascii="Consolas" w:eastAsia="Consolas" w:hAnsi="Consolas" w:cs="Consolas"/>
+          <w:color w:val="000000" w:themeColor="text1"/>
+          <w:sz w:val="21"/>
+          <w:szCs w:val="21"/>
+          <w:highlight w:val="yellow"/>
+          <w:lang w:val="en-IN"/>
+        </w:rPr>
+        <w:t xml:space="preserve">        </w:t>
+      </w:r>
+      <w:proofErr w:type="spellStart"/>
+      <w:r>
+        <w:rPr>
+          <w:rFonts w:ascii="Consolas" w:eastAsia="Consolas" w:hAnsi="Consolas" w:cs="Consolas"/>
+          <w:color w:val="000000" w:themeColor="text1"/>
+          <w:sz w:val="21"/>
+          <w:szCs w:val="21"/>
+          <w:highlight w:val="yellow"/>
+          <w:lang w:val="en-IN"/>
+        </w:rPr>
+        <w:t>minDate</w:t>
+      </w:r>
+      <w:proofErr w:type="spellEnd"/>
+      <w:r>
+        <w:rPr>
+          <w:rFonts w:ascii="Consolas" w:eastAsia="Consolas" w:hAnsi="Consolas" w:cs="Consolas"/>
+          <w:color w:val="000000" w:themeColor="text1"/>
+          <w:sz w:val="21"/>
+          <w:szCs w:val="21"/>
+          <w:highlight w:val="yellow"/>
+          <w:lang w:val="en-IN"/>
+        </w:rPr>
+        <w:t>,</w:t>
+      </w:r>
+    </w:p>
+    <w:p>
+      <w:pPr>
+        <w:shd w:val="clear" w:color="auto" w:fill="FFFFFF" w:themeFill="background1"/>
+        <w:spacing w:after="0" w:line="285" w:lineRule="auto"/>
+        <w:rPr>
+          <w:rFonts w:ascii="Consolas" w:eastAsia="Consolas" w:hAnsi="Consolas" w:cs="Consolas"/>
+          <w:color w:val="000000" w:themeColor="text1"/>
+          <w:sz w:val="21"/>
+          <w:szCs w:val="21"/>
+          <w:highlight w:val="yellow"/>
+          <w:lang w:val="en-IN"/>
+        </w:rPr>
+      </w:pPr>
+      <w:r>
+        <w:rPr>
+          <w:rFonts w:ascii="Consolas" w:eastAsia="Consolas" w:hAnsi="Consolas" w:cs="Consolas"/>
+          <w:color w:val="000000" w:themeColor="text1"/>
+          <w:sz w:val="21"/>
+          <w:szCs w:val="21"/>
+          <w:highlight w:val="yellow"/>
+          <w:lang w:val="en-IN"/>
+        </w:rPr>
+        <w:t xml:space="preserve">        </w:t>
+      </w:r>
+      <w:proofErr w:type="spellStart"/>
+      <w:r>
+        <w:rPr>
+          <w:rFonts w:ascii="Consolas" w:eastAsia="Consolas" w:hAnsi="Consolas" w:cs="Consolas"/>
+          <w:color w:val="000000" w:themeColor="text1"/>
+          <w:sz w:val="21"/>
+          <w:szCs w:val="21"/>
+          <w:highlight w:val="yellow"/>
+          <w:lang w:val="en-IN"/>
+        </w:rPr>
+        <w:t>daysDisabled</w:t>
+      </w:r>
+      <w:proofErr w:type="spellEnd"/>
+      <w:r>
+        <w:rPr>
+          <w:rFonts w:ascii="Consolas" w:eastAsia="Consolas" w:hAnsi="Consolas" w:cs="Consolas"/>
+          <w:color w:val="000000" w:themeColor="text1"/>
+          <w:sz w:val="21"/>
+          <w:szCs w:val="21"/>
+          <w:highlight w:val="yellow"/>
+          <w:lang w:val="en-IN"/>
+        </w:rPr>
+        <w:t>: []</w:t>
+      </w:r>
+    </w:p>
+    <w:p>
+      <w:pPr>
+        <w:shd w:val="clear" w:color="auto" w:fill="FFFFFF" w:themeFill="background1"/>
+        <w:spacing w:after="0" w:line="285" w:lineRule="auto"/>
+        <w:rPr>
+          <w:rFonts w:ascii="Consolas" w:eastAsia="Consolas" w:hAnsi="Consolas" w:cs="Consolas"/>
+          <w:color w:val="000000" w:themeColor="text1"/>
+          <w:sz w:val="21"/>
+          <w:szCs w:val="21"/>
+          <w:highlight w:val="yellow"/>
+          <w:lang w:val="en-IN"/>
+        </w:rPr>
+      </w:pPr>
+      <w:r>
+        <w:rPr>
+          <w:rFonts w:ascii="Consolas" w:eastAsia="Consolas" w:hAnsi="Consolas" w:cs="Consolas"/>
+          <w:color w:val="000000" w:themeColor="text1"/>
+          <w:sz w:val="21"/>
+          <w:szCs w:val="21"/>
+          <w:highlight w:val="yellow"/>
+          <w:lang w:val="en-IN"/>
+        </w:rPr>
+        <w:t>    };</w:t>
+      </w:r>
+    </w:p>
+    <w:p>
+      <w:pPr>
+        <w:shd w:val="clear" w:color="auto" w:fill="FFFFFF" w:themeFill="background1"/>
+        <w:spacing w:after="0" w:line="285" w:lineRule="auto"/>
+        <w:rPr>
+          <w:rFonts w:ascii="Consolas" w:eastAsia="Consolas" w:hAnsi="Consolas" w:cs="Consolas"/>
+          <w:color w:val="000000" w:themeColor="text1"/>
+          <w:sz w:val="21"/>
+          <w:szCs w:val="21"/>
+          <w:highlight w:val="yellow"/>
+          <w:lang w:val="en-IN"/>
+        </w:rPr>
+      </w:pPr>
+      <w:r>
+        <w:rPr>
+          <w:rFonts w:ascii="Consolas" w:eastAsia="Consolas" w:hAnsi="Consolas" w:cs="Consolas"/>
+          <w:color w:val="000000" w:themeColor="text1"/>
+          <w:sz w:val="21"/>
+          <w:szCs w:val="21"/>
+          <w:highlight w:val="yellow"/>
+          <w:lang w:val="en-IN"/>
+        </w:rPr>
+        <w:lastRenderedPageBreak/>
+        <w:t>}</w:t>
+      </w:r>
+    </w:p>
+    <w:p>
+      <w:pPr>
+        <w:shd w:val="clear" w:color="auto" w:fill="FFFFFF" w:themeFill="background1"/>
+        <w:spacing w:after="0" w:line="285" w:lineRule="auto"/>
+        <w:rPr>
+          <w:rFonts w:ascii="Consolas" w:eastAsia="Consolas" w:hAnsi="Consolas" w:cs="Consolas"/>
+          <w:color w:val="000000" w:themeColor="text1"/>
+          <w:sz w:val="21"/>
+          <w:szCs w:val="21"/>
+          <w:highlight w:val="yellow"/>
+          <w:lang w:val="en-IN"/>
+        </w:rPr>
+      </w:pPr>
+    </w:p>
+    <w:p>
+      <w:pPr>
+        <w:shd w:val="clear" w:color="auto" w:fill="FFFFFF" w:themeFill="background1"/>
+        <w:spacing w:after="0" w:line="285" w:lineRule="auto"/>
+        <w:rPr>
+          <w:rFonts w:ascii="Consolas" w:eastAsia="Consolas" w:hAnsi="Consolas" w:cs="Consolas"/>
+          <w:color w:val="000000" w:themeColor="text1"/>
+          <w:sz w:val="21"/>
+          <w:szCs w:val="21"/>
+          <w:highlight w:val="yellow"/>
+          <w:lang w:val="en-IN"/>
+        </w:rPr>
+      </w:pPr>
+      <w:r>
+        <w:rPr>
+          <w:rFonts w:ascii="Consolas" w:eastAsia="Consolas" w:hAnsi="Consolas" w:cs="Consolas"/>
+          <w:color w:val="000000" w:themeColor="text1"/>
+          <w:sz w:val="21"/>
+          <w:szCs w:val="21"/>
+          <w:highlight w:val="yellow"/>
+          <w:lang w:val="en-IN"/>
+        </w:rPr>
+        <w:t>// Standard → past + today + tomorrow</w:t>
+      </w:r>
+    </w:p>
+    <w:p>
+      <w:pPr>
+        <w:shd w:val="clear" w:color="auto" w:fill="FFFFFF" w:themeFill="background1"/>
+        <w:spacing w:after="0" w:line="285" w:lineRule="auto"/>
+        <w:rPr>
+          <w:rFonts w:ascii="Consolas" w:eastAsia="Consolas" w:hAnsi="Consolas" w:cs="Consolas"/>
+          <w:color w:val="000000" w:themeColor="text1"/>
+          <w:sz w:val="21"/>
+          <w:szCs w:val="21"/>
+          <w:highlight w:val="yellow"/>
+          <w:lang w:val="en-IN"/>
+        </w:rPr>
+      </w:pPr>
+      <w:r>
+        <w:rPr>
+          <w:rFonts w:ascii="Consolas" w:eastAsia="Consolas" w:hAnsi="Consolas" w:cs="Consolas"/>
+          <w:color w:val="000000" w:themeColor="text1"/>
+          <w:sz w:val="21"/>
+          <w:szCs w:val="21"/>
+          <w:highlight w:val="yellow"/>
+          <w:lang w:val="en-IN"/>
+        </w:rPr>
+        <w:t xml:space="preserve">get </w:t>
+      </w:r>
+      <w:proofErr w:type="spellStart"/>
+      <w:r>
+        <w:rPr>
+          <w:rFonts w:ascii="Consolas" w:eastAsia="Consolas" w:hAnsi="Consolas" w:cs="Consolas"/>
+          <w:color w:val="000000" w:themeColor="text1"/>
+          <w:sz w:val="21"/>
+          <w:szCs w:val="21"/>
+          <w:highlight w:val="yellow"/>
+          <w:lang w:val="en-IN"/>
+        </w:rPr>
+        <w:t>standardConfig</w:t>
+      </w:r>
+      <w:proofErr w:type="spellEnd"/>
+      <w:r>
+        <w:rPr>
+          <w:rFonts w:ascii="Consolas" w:eastAsia="Consolas" w:hAnsi="Consolas" w:cs="Consolas"/>
+          <w:color w:val="000000" w:themeColor="text1"/>
+          <w:sz w:val="21"/>
+          <w:szCs w:val="21"/>
+          <w:highlight w:val="yellow"/>
+          <w:lang w:val="en-IN"/>
+        </w:rPr>
+        <w:t>() {</w:t>
+      </w:r>
+    </w:p>
+    <w:p>
+      <w:pPr>
+        <w:shd w:val="clear" w:color="auto" w:fill="FFFFFF" w:themeFill="background1"/>
+        <w:spacing w:after="0" w:line="285" w:lineRule="auto"/>
+        <w:rPr>
+          <w:rFonts w:ascii="Consolas" w:eastAsia="Consolas" w:hAnsi="Consolas" w:cs="Consolas"/>
+          <w:color w:val="000000" w:themeColor="text1"/>
+          <w:sz w:val="21"/>
+          <w:szCs w:val="21"/>
+          <w:highlight w:val="yellow"/>
+          <w:lang w:val="en-IN"/>
+        </w:rPr>
+      </w:pPr>
+      <w:r>
+        <w:rPr>
+          <w:rFonts w:ascii="Consolas" w:eastAsia="Consolas" w:hAnsi="Consolas" w:cs="Consolas"/>
+          <w:color w:val="000000" w:themeColor="text1"/>
+          <w:sz w:val="21"/>
+          <w:szCs w:val="21"/>
+          <w:highlight w:val="yellow"/>
+          <w:lang w:val="en-IN"/>
+        </w:rPr>
+        <w:t xml:space="preserve">    </w:t>
+      </w:r>
+      <w:proofErr w:type="spellStart"/>
+      <w:r>
+        <w:rPr>
+          <w:rFonts w:ascii="Consolas" w:eastAsia="Consolas" w:hAnsi="Consolas" w:cs="Consolas"/>
+          <w:color w:val="000000" w:themeColor="text1"/>
+          <w:sz w:val="21"/>
+          <w:szCs w:val="21"/>
+          <w:highlight w:val="yellow"/>
+          <w:lang w:val="en-IN"/>
+        </w:rPr>
+        <w:t>const</w:t>
+      </w:r>
+      <w:proofErr w:type="spellEnd"/>
+      <w:r>
+        <w:rPr>
+          <w:rFonts w:ascii="Consolas" w:eastAsia="Consolas" w:hAnsi="Consolas" w:cs="Consolas"/>
+          <w:color w:val="000000" w:themeColor="text1"/>
+          <w:sz w:val="21"/>
+          <w:szCs w:val="21"/>
+          <w:highlight w:val="yellow"/>
+          <w:lang w:val="en-IN"/>
+        </w:rPr>
+        <w:t xml:space="preserve"> today = new Date();</w:t>
+      </w:r>
+    </w:p>
+    <w:p>
+      <w:pPr>
+        <w:shd w:val="clear" w:color="auto" w:fill="FFFFFF" w:themeFill="background1"/>
+        <w:spacing w:after="0" w:line="285" w:lineRule="auto"/>
+        <w:rPr>
+          <w:rFonts w:ascii="Consolas" w:eastAsia="Consolas" w:hAnsi="Consolas" w:cs="Consolas"/>
+          <w:color w:val="000000" w:themeColor="text1"/>
+          <w:sz w:val="21"/>
+          <w:szCs w:val="21"/>
+          <w:highlight w:val="yellow"/>
+          <w:lang w:val="en-IN"/>
+        </w:rPr>
+      </w:pPr>
+      <w:r>
+        <w:rPr>
+          <w:rFonts w:ascii="Consolas" w:eastAsia="Consolas" w:hAnsi="Consolas" w:cs="Consolas"/>
+          <w:color w:val="000000" w:themeColor="text1"/>
+          <w:sz w:val="21"/>
+          <w:szCs w:val="21"/>
+          <w:highlight w:val="yellow"/>
+          <w:lang w:val="en-IN"/>
+        </w:rPr>
+        <w:t xml:space="preserve">    </w:t>
+      </w:r>
+      <w:proofErr w:type="spellStart"/>
+      <w:r>
+        <w:rPr>
+          <w:rFonts w:ascii="Consolas" w:eastAsia="Consolas" w:hAnsi="Consolas" w:cs="Consolas"/>
+          <w:color w:val="000000" w:themeColor="text1"/>
+          <w:sz w:val="21"/>
+          <w:szCs w:val="21"/>
+          <w:highlight w:val="yellow"/>
+          <w:lang w:val="en-IN"/>
+        </w:rPr>
+        <w:t>today.setHours</w:t>
+      </w:r>
+      <w:proofErr w:type="spellEnd"/>
+      <w:r>
+        <w:rPr>
+          <w:rFonts w:ascii="Consolas" w:eastAsia="Consolas" w:hAnsi="Consolas" w:cs="Consolas"/>
+          <w:color w:val="000000" w:themeColor="text1"/>
+          <w:sz w:val="21"/>
+          <w:szCs w:val="21"/>
+          <w:highlight w:val="yellow"/>
+          <w:lang w:val="en-IN"/>
+        </w:rPr>
+        <w:t>(0, 0, 0, 0);</w:t>
+      </w:r>
+    </w:p>
+    <w:p>
+      <w:pPr>
+        <w:shd w:val="clear" w:color="auto" w:fill="FFFFFF" w:themeFill="background1"/>
+        <w:spacing w:after="0" w:line="285" w:lineRule="auto"/>
+        <w:rPr>
+          <w:rFonts w:ascii="Consolas" w:eastAsia="Consolas" w:hAnsi="Consolas" w:cs="Consolas"/>
+          <w:color w:val="000000" w:themeColor="text1"/>
+          <w:sz w:val="21"/>
+          <w:szCs w:val="21"/>
+          <w:highlight w:val="yellow"/>
+          <w:lang w:val="en-IN"/>
+        </w:rPr>
+      </w:pPr>
+    </w:p>
+    <w:p>
+      <w:pPr>
+        <w:shd w:val="clear" w:color="auto" w:fill="FFFFFF" w:themeFill="background1"/>
+        <w:spacing w:after="0" w:line="285" w:lineRule="auto"/>
+        <w:rPr>
+          <w:rFonts w:ascii="Consolas" w:eastAsia="Consolas" w:hAnsi="Consolas" w:cs="Consolas"/>
+          <w:color w:val="000000" w:themeColor="text1"/>
+          <w:sz w:val="21"/>
+          <w:szCs w:val="21"/>
+          <w:highlight w:val="yellow"/>
+          <w:lang w:val="en-IN"/>
+        </w:rPr>
+      </w:pPr>
+      <w:r>
+        <w:rPr>
+          <w:rFonts w:ascii="Consolas" w:eastAsia="Consolas" w:hAnsi="Consolas" w:cs="Consolas"/>
+          <w:color w:val="000000" w:themeColor="text1"/>
+          <w:sz w:val="21"/>
+          <w:szCs w:val="21"/>
+          <w:highlight w:val="yellow"/>
+          <w:lang w:val="en-IN"/>
+        </w:rPr>
+        <w:t xml:space="preserve">    </w:t>
+      </w:r>
+      <w:proofErr w:type="spellStart"/>
+      <w:r>
+        <w:rPr>
+          <w:rFonts w:ascii="Consolas" w:eastAsia="Consolas" w:hAnsi="Consolas" w:cs="Consolas"/>
+          <w:color w:val="000000" w:themeColor="text1"/>
+          <w:sz w:val="21"/>
+          <w:szCs w:val="21"/>
+          <w:highlight w:val="yellow"/>
+          <w:lang w:val="en-IN"/>
+        </w:rPr>
+        <w:t>const</w:t>
+      </w:r>
+      <w:proofErr w:type="spellEnd"/>
+      <w:r>
+        <w:rPr>
+          <w:rFonts w:ascii="Consolas" w:eastAsia="Consolas" w:hAnsi="Consolas" w:cs="Consolas"/>
+          <w:color w:val="000000" w:themeColor="text1"/>
+          <w:sz w:val="21"/>
+          <w:szCs w:val="21"/>
+          <w:highlight w:val="yellow"/>
+          <w:lang w:val="en-IN"/>
+        </w:rPr>
+        <w:t xml:space="preserve"> </w:t>
+      </w:r>
+      <w:proofErr w:type="spellStart"/>
+      <w:r>
+        <w:rPr>
+          <w:rFonts w:ascii="Consolas" w:eastAsia="Consolas" w:hAnsi="Consolas" w:cs="Consolas"/>
+          <w:color w:val="000000" w:themeColor="text1"/>
+          <w:sz w:val="21"/>
+          <w:szCs w:val="21"/>
+          <w:highlight w:val="yellow"/>
+          <w:lang w:val="en-IN"/>
+        </w:rPr>
+        <w:t>minDate</w:t>
+      </w:r>
+      <w:proofErr w:type="spellEnd"/>
+      <w:r>
+        <w:rPr>
+          <w:rFonts w:ascii="Consolas" w:eastAsia="Consolas" w:hAnsi="Consolas" w:cs="Consolas"/>
+          <w:color w:val="000000" w:themeColor="text1"/>
+          <w:sz w:val="21"/>
+          <w:szCs w:val="21"/>
+          <w:highlight w:val="yellow"/>
+          <w:lang w:val="en-IN"/>
+        </w:rPr>
+        <w:t xml:space="preserve"> = new Date(today);</w:t>
+      </w:r>
+    </w:p>
+    <w:p>
+      <w:pPr>
+        <w:shd w:val="clear" w:color="auto" w:fill="FFFFFF" w:themeFill="background1"/>
+        <w:spacing w:after="0" w:line="285" w:lineRule="auto"/>
+        <w:rPr>
+          <w:rFonts w:ascii="Consolas" w:eastAsia="Consolas" w:hAnsi="Consolas" w:cs="Consolas"/>
+          <w:color w:val="000000" w:themeColor="text1"/>
+          <w:sz w:val="21"/>
+          <w:szCs w:val="21"/>
+          <w:highlight w:val="yellow"/>
+          <w:lang w:val="en-IN"/>
+        </w:rPr>
+      </w:pPr>
+      <w:r>
+        <w:rPr>
+          <w:rFonts w:ascii="Consolas" w:eastAsia="Consolas" w:hAnsi="Consolas" w:cs="Consolas"/>
+          <w:color w:val="000000" w:themeColor="text1"/>
+          <w:sz w:val="21"/>
+          <w:szCs w:val="21"/>
+          <w:highlight w:val="yellow"/>
+          <w:lang w:val="en-IN"/>
+        </w:rPr>
+        <w:t xml:space="preserve">    </w:t>
+      </w:r>
+      <w:proofErr w:type="spellStart"/>
+      <w:r>
+        <w:rPr>
+          <w:rFonts w:ascii="Consolas" w:eastAsia="Consolas" w:hAnsi="Consolas" w:cs="Consolas"/>
+          <w:color w:val="000000" w:themeColor="text1"/>
+          <w:sz w:val="21"/>
+          <w:szCs w:val="21"/>
+          <w:highlight w:val="yellow"/>
+          <w:lang w:val="en-IN"/>
+        </w:rPr>
+        <w:t>minDate.setDate</w:t>
+      </w:r>
+      <w:proofErr w:type="spellEnd"/>
+      <w:r>
+        <w:rPr>
+          <w:rFonts w:ascii="Consolas" w:eastAsia="Consolas" w:hAnsi="Consolas" w:cs="Consolas"/>
+          <w:color w:val="000000" w:themeColor="text1"/>
+          <w:sz w:val="21"/>
+          <w:szCs w:val="21"/>
+          <w:highlight w:val="yellow"/>
+          <w:lang w:val="en-IN"/>
+        </w:rPr>
+        <w:t>(</w:t>
+      </w:r>
+      <w:proofErr w:type="spellStart"/>
+      <w:r>
+        <w:rPr>
+          <w:rFonts w:ascii="Consolas" w:eastAsia="Consolas" w:hAnsi="Consolas" w:cs="Consolas"/>
+          <w:color w:val="000000" w:themeColor="text1"/>
+          <w:sz w:val="21"/>
+          <w:szCs w:val="21"/>
+          <w:highlight w:val="yellow"/>
+          <w:lang w:val="en-IN"/>
+        </w:rPr>
+        <w:t>minDate.getDate</w:t>
+      </w:r>
+      <w:proofErr w:type="spellEnd"/>
+      <w:r>
+        <w:rPr>
+          <w:rFonts w:ascii="Consolas" w:eastAsia="Consolas" w:hAnsi="Consolas" w:cs="Consolas"/>
+          <w:color w:val="000000" w:themeColor="text1"/>
+          <w:sz w:val="21"/>
+          <w:szCs w:val="21"/>
+          <w:highlight w:val="yellow"/>
+          <w:lang w:val="en-IN"/>
+        </w:rPr>
+        <w:t>() + 2);</w:t>
+      </w:r>
+    </w:p>
+    <w:p>
+      <w:pPr>
+        <w:shd w:val="clear" w:color="auto" w:fill="FFFFFF" w:themeFill="background1"/>
+        <w:spacing w:after="0" w:line="285" w:lineRule="auto"/>
+        <w:rPr>
+          <w:rFonts w:ascii="Consolas" w:eastAsia="Consolas" w:hAnsi="Consolas" w:cs="Consolas"/>
+          <w:color w:val="000000" w:themeColor="text1"/>
+          <w:sz w:val="21"/>
+          <w:szCs w:val="21"/>
+          <w:highlight w:val="yellow"/>
+          <w:lang w:val="en-IN"/>
+        </w:rPr>
+      </w:pPr>
+    </w:p>
+    <w:p>
+      <w:pPr>
+        <w:shd w:val="clear" w:color="auto" w:fill="FFFFFF" w:themeFill="background1"/>
+        <w:spacing w:after="0" w:line="285" w:lineRule="auto"/>
+        <w:rPr>
+          <w:rFonts w:ascii="Consolas" w:eastAsia="Consolas" w:hAnsi="Consolas" w:cs="Consolas"/>
+          <w:color w:val="000000" w:themeColor="text1"/>
+          <w:sz w:val="21"/>
+          <w:szCs w:val="21"/>
+          <w:highlight w:val="yellow"/>
+          <w:lang w:val="en-IN"/>
+        </w:rPr>
+      </w:pPr>
+      <w:r>
+        <w:rPr>
+          <w:rFonts w:ascii="Consolas" w:eastAsia="Consolas" w:hAnsi="Consolas" w:cs="Consolas"/>
+          <w:color w:val="000000" w:themeColor="text1"/>
+          <w:sz w:val="21"/>
+          <w:szCs w:val="21"/>
+          <w:highlight w:val="yellow"/>
+          <w:lang w:val="en-IN"/>
+        </w:rPr>
+        <w:t>    return {</w:t>
+      </w:r>
+    </w:p>
+    <w:p>
+      <w:pPr>
+        <w:shd w:val="clear" w:color="auto" w:fill="FFFFFF" w:themeFill="background1"/>
+        <w:spacing w:after="0" w:line="285" w:lineRule="auto"/>
+        <w:rPr>
+          <w:rFonts w:ascii="Consolas" w:eastAsia="Consolas" w:hAnsi="Consolas" w:cs="Consolas"/>
+          <w:color w:val="000000" w:themeColor="text1"/>
+          <w:sz w:val="21"/>
+          <w:szCs w:val="21"/>
+          <w:highlight w:val="yellow"/>
+          <w:lang w:val="en-IN"/>
+        </w:rPr>
+      </w:pPr>
+      <w:r>
+        <w:rPr>
+          <w:rFonts w:ascii="Consolas" w:eastAsia="Consolas" w:hAnsi="Consolas" w:cs="Consolas"/>
+          <w:color w:val="000000" w:themeColor="text1"/>
+          <w:sz w:val="21"/>
+          <w:szCs w:val="21"/>
+          <w:highlight w:val="yellow"/>
+          <w:lang w:val="en-IN"/>
+        </w:rPr>
+        <w:t xml:space="preserve">        </w:t>
+      </w:r>
+      <w:proofErr w:type="spellStart"/>
+      <w:r>
+        <w:rPr>
+          <w:rFonts w:ascii="Consolas" w:eastAsia="Consolas" w:hAnsi="Consolas" w:cs="Consolas"/>
+          <w:color w:val="000000" w:themeColor="text1"/>
+          <w:sz w:val="21"/>
+          <w:szCs w:val="21"/>
+          <w:highlight w:val="yellow"/>
+          <w:lang w:val="en-IN"/>
+        </w:rPr>
+        <w:t>minDate</w:t>
+      </w:r>
+      <w:proofErr w:type="spellEnd"/>
+      <w:r>
+        <w:rPr>
+          <w:rFonts w:ascii="Consolas" w:eastAsia="Consolas" w:hAnsi="Consolas" w:cs="Consolas"/>
+          <w:color w:val="000000" w:themeColor="text1"/>
+          <w:sz w:val="21"/>
+          <w:szCs w:val="21"/>
+          <w:highlight w:val="yellow"/>
+          <w:lang w:val="en-IN"/>
+        </w:rPr>
+        <w:t>,</w:t>
+      </w:r>
+    </w:p>
+    <w:p>
+      <w:pPr>
+        <w:shd w:val="clear" w:color="auto" w:fill="FFFFFF" w:themeFill="background1"/>
+        <w:spacing w:after="0" w:line="285" w:lineRule="auto"/>
+        <w:rPr>
+          <w:rFonts w:ascii="Consolas" w:eastAsia="Consolas" w:hAnsi="Consolas" w:cs="Consolas"/>
+          <w:color w:val="000000" w:themeColor="text1"/>
+          <w:sz w:val="21"/>
+          <w:szCs w:val="21"/>
+          <w:highlight w:val="yellow"/>
+          <w:lang w:val="en-IN"/>
+        </w:rPr>
+      </w:pPr>
+      <w:r>
+        <w:rPr>
+          <w:rFonts w:ascii="Consolas" w:eastAsia="Consolas" w:hAnsi="Consolas" w:cs="Consolas"/>
+          <w:color w:val="000000" w:themeColor="text1"/>
+          <w:sz w:val="21"/>
+          <w:szCs w:val="21"/>
+          <w:highlight w:val="yellow"/>
+          <w:lang w:val="en-IN"/>
+        </w:rPr>
+        <w:t xml:space="preserve">        </w:t>
+      </w:r>
+      <w:proofErr w:type="spellStart"/>
+      <w:r>
+        <w:rPr>
+          <w:rFonts w:ascii="Consolas" w:eastAsia="Consolas" w:hAnsi="Consolas" w:cs="Consolas"/>
+          <w:color w:val="000000" w:themeColor="text1"/>
+          <w:sz w:val="21"/>
+          <w:szCs w:val="21"/>
+          <w:highlight w:val="yellow"/>
+          <w:lang w:val="en-IN"/>
+        </w:rPr>
+        <w:t>daysDisabled</w:t>
+      </w:r>
+      <w:proofErr w:type="spellEnd"/>
+      <w:r>
+        <w:rPr>
+          <w:rFonts w:ascii="Consolas" w:eastAsia="Consolas" w:hAnsi="Consolas" w:cs="Consolas"/>
+          <w:color w:val="000000" w:themeColor="text1"/>
+          <w:sz w:val="21"/>
+          <w:szCs w:val="21"/>
+          <w:highlight w:val="yellow"/>
+          <w:lang w:val="en-IN"/>
+        </w:rPr>
+        <w:t>: []</w:t>
+      </w:r>
+    </w:p>
+    <w:p>
+      <w:pPr>
+        <w:shd w:val="clear" w:color="auto" w:fill="FFFFFF" w:themeFill="background1"/>
+        <w:spacing w:after="0" w:line="285" w:lineRule="auto"/>
+        <w:rPr>
+          <w:rFonts w:ascii="Consolas" w:eastAsia="Consolas" w:hAnsi="Consolas" w:cs="Consolas"/>
+          <w:color w:val="000000" w:themeColor="text1"/>
+          <w:sz w:val="21"/>
+          <w:szCs w:val="21"/>
+          <w:highlight w:val="yellow"/>
+          <w:lang w:val="en-IN"/>
+        </w:rPr>
+      </w:pPr>
+      <w:r>
+        <w:rPr>
+          <w:rFonts w:ascii="Consolas" w:eastAsia="Consolas" w:hAnsi="Consolas" w:cs="Consolas"/>
+          <w:color w:val="000000" w:themeColor="text1"/>
+          <w:sz w:val="21"/>
+          <w:szCs w:val="21"/>
+          <w:highlight w:val="yellow"/>
+          <w:lang w:val="en-IN"/>
+        </w:rPr>
+        <w:t>    };</w:t>
+      </w:r>
+    </w:p>
+    <w:p>
+      <w:pPr>
+        <w:shd w:val="clear" w:color="auto" w:fill="FFFFFF" w:themeFill="background1"/>
+        <w:spacing w:after="0" w:line="285" w:lineRule="auto"/>
+        <w:rPr>
+          <w:rFonts w:ascii="Consolas" w:eastAsia="Consolas" w:hAnsi="Consolas" w:cs="Consolas"/>
+          <w:color w:val="000000" w:themeColor="text1"/>
+          <w:sz w:val="21"/>
+          <w:szCs w:val="21"/>
+          <w:highlight w:val="yellow"/>
+          <w:lang w:val="en-IN"/>
+        </w:rPr>
+      </w:pPr>
+      <w:r>
+        <w:rPr>
+          <w:rFonts w:ascii="Consolas" w:eastAsia="Consolas" w:hAnsi="Consolas" w:cs="Consolas"/>
+          <w:color w:val="000000" w:themeColor="text1"/>
+          <w:sz w:val="21"/>
+          <w:szCs w:val="21"/>
+          <w:highlight w:val="yellow"/>
+          <w:lang w:val="en-IN"/>
+        </w:rPr>
+        <w:t>}</w:t>
+      </w:r>
+    </w:p>
+    <w:p>
+      <w:pPr>
+        <w:shd w:val="clear" w:color="auto" w:fill="FFFFFF" w:themeFill="background1"/>
+        <w:spacing w:after="0" w:line="285" w:lineRule="auto"/>
+        <w:rPr>
+          <w:rFonts w:ascii="Consolas" w:eastAsia="Consolas" w:hAnsi="Consolas" w:cs="Consolas"/>
+          <w:color w:val="000000" w:themeColor="text1"/>
+          <w:sz w:val="21"/>
+          <w:szCs w:val="21"/>
+          <w:highlight w:val="yellow"/>
+        </w:rPr>
+      </w:pPr>
     </w:p>
     <w:p>
       <w:pPr>
@@ -6448,12 +8459,11 @@
   <w:style w:type="paragraph" w:default="1" w:styleId="Normal">
     <w:name w:val="Normal"/>
     <w:qFormat/>
-    <w:rsid w:val="0021708E"/>
+    <w:rsid w:val="00A114ED"/>
   </w:style>
   <w:style w:type="character" w:default="1" w:styleId="DefaultParagraphFont">
     <w:name w:val="Default Paragraph Font"/>
     <w:uiPriority w:val="1"/>
-    <w:semiHidden/>
     <w:unhideWhenUsed/>
   </w:style>
   <w:style w:type="table" w:default="1" w:styleId="TableNormal">
